--- a/tests/corpus_v2/docs/cx_works_0004.docx
+++ b/tests/corpus_v2/docs/cx_works_0004.docx
@@ -21,19 +21,25 @@
         <w:rPr>
           <w:b/>
         </w:rPr>
-        <w:t xml:space="preserve">№ 142/2023-Д</w:t>
-      </w:r>
-    </w:p>
-    <w:p/>
-    <w:p>
-      <w:r>
-        <w:t xml:space="preserve">г. Ростов-на-Дону</w:t>
+        <w:t xml:space="preserve">№ </w:t>
+      </w:r>
+      <w:r>
+        <w:rPr>
+          <w:b/>
+        </w:rPr>
+        <w:t xml:space="preserve">71Ф-00290/24-013Д</w:t>
+      </w:r>
+    </w:p>
+    <w:p/>
+    <w:p>
+      <w:r>
+        <w:t xml:space="preserve">г. Москва</w:t>
       </w:r>
       <w:r>
         <w:t xml:space="preserve">     </w:t>
       </w:r>
       <w:r>
-        <w:t xml:space="preserve">«01» января 2024 г.</w:t>
+        <w:t xml:space="preserve">11.11.2023 г.</w:t>
       </w:r>
     </w:p>
     <w:p/>
@@ -90,10 +96,10 @@
         <w:t xml:space="preserve">, именуемая в дальнейшем «Заказчик»</w:t>
       </w:r>
       <w:r>
-        <w:t xml:space="preserve">, с другой стороны, совместно именуемые «Стороны», заключили настоящий </w:t>
-      </w:r>
-      <w:r>
-        <w:t xml:space="preserve">Договор № 65/2024-К</w:t>
+        <w:t xml:space="preserve">, с другой стороны, совместно именуемые «Стороны», заключили настоящий Договор № </w:t>
+      </w:r>
+      <w:r>
+        <w:t xml:space="preserve">7/25</w:t>
       </w:r>
       <w:r>
         <w:t xml:space="preserve"> (далее — Договор) о нижеследующем:</w:t>
@@ -140,7 +146,7 @@
         <w:t xml:space="preserve">Гарантийный срок на результат работ — </w:t>
       </w:r>
       <w:r>
-        <w:t xml:space="preserve">30 дней с момента заключения контракта</w:t>
+        <w:t xml:space="preserve">в течение 60 календарных дней</w:t>
       </w:r>
       <w:r>
         <w:t xml:space="preserve">.</w:t>
@@ -160,7 +166,10 @@
         <w:t xml:space="preserve">2.1. Общая цена Договора: </w:t>
       </w:r>
       <w:r>
-        <w:t xml:space="preserve">Двадцать семь миллионов восемьсот двадцать тысяч четыреста пятьдесят семь рублей 00 копеек</w:t>
+        <w:t xml:space="preserve">73 400 000 руб. 0 коп.</w:t>
+      </w:r>
+      <w:r>
+        <w:t xml:space="preserve">, в том числе НДС</w:t>
       </w:r>
       <w:r>
         <w:t xml:space="preserve">.</w:t>
@@ -171,7 +180,7 @@
         <w:t xml:space="preserve">2.2. Налог: </w:t>
       </w:r>
       <w:r>
-        <w:t xml:space="preserve">21% годовых</w:t>
+        <w:t xml:space="preserve">1/150 ключевой ставки ЦБ РФ годовых</w:t>
       </w:r>
       <w:r>
         <w:t xml:space="preserve">.</w:t>
@@ -182,7 +191,7 @@
         <w:t xml:space="preserve">2.3. Срок оплаты — </w:t>
       </w:r>
       <w:r>
-        <w:t xml:space="preserve">30 рабочих дней с момента поступления денежных средств на расчетный счет</w:t>
+        <w:t xml:space="preserve">в течение десяти банковских дней со дня предъявления требования</w:t>
       </w:r>
       <w:r>
         <w:t xml:space="preserve">.</w:t>
@@ -202,7 +211,7 @@
         <w:t xml:space="preserve">, артикул </w:t>
       </w:r>
       <w:r>
-        <w:t xml:space="preserve">RM-6822-97</w:t>
+        <w:t xml:space="preserve">RM-8301-83</w:t>
       </w:r>
       <w:r>
         <w:t xml:space="preserve">, код </w:t>
@@ -262,7 +271,10 @@
         <w:t xml:space="preserve">. Цена — </w:t>
       </w:r>
       <w:r>
-        <w:t xml:space="preserve">150 000 ₽</w:t>
+        <w:t xml:space="preserve">не менее 6 500 000 (Шести миллионов пятисот тысяч) руб. 50 копеек</w:t>
+      </w:r>
+      <w:r>
+        <w:t xml:space="preserve">, НДС не облагается</w:t>
       </w:r>
       <w:r>
         <w:t xml:space="preserve">.</w:t>
@@ -282,7 +294,7 @@
         <w:t xml:space="preserve">3.1. Место исполнения обязательств: </w:t>
       </w:r>
       <w:r>
-        <w:t xml:space="preserve">143000, г. Одинцово, просп. Строителей, д. 39, кв. 18</w:t>
+        <w:t xml:space="preserve">620014, г. Екатеринбург, проезд Строителей, д. 54, кв. 48</w:t>
       </w:r>
       <w:r>
         <w:t xml:space="preserve">.</w:t>
@@ -299,7 +311,7 @@
         <w:t xml:space="preserve"> по телефону </w:t>
       </w:r>
       <w:r>
-        <w:t xml:space="preserve">+7 (383) 438-78-50</w:t>
+        <w:t xml:space="preserve">+7 (812) 170-84-52</w:t>
       </w:r>
       <w:r>
         <w:t xml:space="preserve">.</w:t>
@@ -310,7 +322,7 @@
         <w:t xml:space="preserve">3.3. Срок исполнения обязательств — </w:t>
       </w:r>
       <w:r>
-        <w:t xml:space="preserve">3 рабочих дня</w:t>
+        <w:t xml:space="preserve">в течение 60 (Шестидесяти) банковских дней с момента заключения контракта</w:t>
       </w:r>
       <w:r>
         <w:t xml:space="preserve">.</w:t>
@@ -341,13 +353,19 @@
         <w:t xml:space="preserve">Размер неустойки за нарушение сроков оплаты: </w:t>
       </w:r>
       <w:r>
-        <w:t xml:space="preserve">не более 5% от цены договора</w:t>
+        <w:t xml:space="preserve">1/130 ключевой ставки ЦБ РФ от общей суммы счета</w:t>
+      </w:r>
+      <w:r>
+        <w:t xml:space="preserve">, но не более </w:t>
+      </w:r>
+      <w:r>
+        <w:t xml:space="preserve">0,05 (пять сотых процента) процента от цены Договора</w:t>
       </w:r>
       <w:r>
         <w:t xml:space="preserve">. Предельный размер ответственности: </w:t>
       </w:r>
       <w:r>
-        <w:t xml:space="preserve">1/150 ключевой ставки ЦБ РФ</w:t>
+        <w:t xml:space="preserve">1/300 ключевой ставки ЦБ РФ от цены Договора</w:t>
       </w:r>
       <w:r>
         <w:t xml:space="preserve">.</w:t>
@@ -369,7 +387,7 @@
         <w:t xml:space="preserve">Сторона, для которой создалась невозможность исполнения, обязана уведомить другую Сторону. Срок уведомления — </w:t>
       </w:r>
       <w:r>
-        <w:t xml:space="preserve">не позднее 01.08.2025</w:t>
+        <w:t xml:space="preserve">не позднее 11.01.2025</w:t>
       </w:r>
       <w:r>
         <w:t xml:space="preserve">.</w:t>
@@ -383,13 +401,81 @@
         <w:t xml:space="preserve">Все споры и разногласия решаются путём переговоров. Претензионный порядок обязателен, срок ответа на претензию — </w:t>
       </w:r>
       <w:r>
-        <w:t xml:space="preserve">не более 12 месяцев с момента заключения кредитного договора</w:t>
-      </w:r>
-      <w:r>
-        <w:t xml:space="preserve">.</w:t>
-      </w:r>
-    </w:p>
-    <w:p/>
+        <w:t xml:space="preserve">в течение 20 дней с даты подписания Сторонами акта сдачи-приемки оказанных услуг</w:t>
+      </w:r>
+      <w:r>
+        <w:t xml:space="preserve">.</w:t>
+      </w:r>
+    </w:p>
+    <w:p/>
+    <w:p/>
+    <w:p/>
+    <w:p>
+      <w:r>
+        <w:rPr>
+          <w:b/>
+        </w:rPr>
+        <w:t xml:space="preserve">9. КОНТРОЛЬНЫЕ ВЕЛИЧИНЫ</w:t>
+      </w:r>
+    </w:p>
+    <w:p>
+      <w:r>
+        <w:t xml:space="preserve">9.1. Контрольная запись: </w:t>
+      </w:r>
+      <w:r>
+        <w:t xml:space="preserve">01Ф-64474/11-110Д</w:t>
+      </w:r>
+      <w:r>
+        <w:t xml:space="preserve">.</w:t>
+      </w:r>
+    </w:p>
+    <w:p>
+      <w:r>
+        <w:t xml:space="preserve">9.2. Контрольная запись: </w:t>
+      </w:r>
+      <w:r>
+        <w:rPr>
+          <w:b/>
+        </w:rPr>
+        <w:t xml:space="preserve">8</w:t>
+      </w:r>
+      <w:r>
+        <w:t xml:space="preserve">21 000,21 (восемьсот двадцать одна тысяча) ₽</w:t>
+      </w:r>
+      <w:r>
+        <w:t xml:space="preserve">.</w:t>
+      </w:r>
+    </w:p>
+    <w:p>
+      <w:r>
+        <w:t xml:space="preserve">9.3. Контрольная запись: </w:t>
+      </w:r>
+      <w:r>
+        <w:rPr>
+          <w:b/>
+        </w:rPr>
+        <w:t xml:space="preserve">1</w:t>
+      </w:r>
+      <w:r>
+        <w:t xml:space="preserve">5 (пятнадцать) процентов за каждый день просрочки</w:t>
+      </w:r>
+      <w:r>
+        <w:t xml:space="preserve">.</w:t>
+      </w:r>
+    </w:p>
+    <w:p>
+      <w:r>
+        <w:t xml:space="preserve">9.4. Контрольная запись: </w:t>
+      </w:r>
+      <w:r>
+        <w:t xml:space="preserve">не позднее 17.02.20</w:t>
+        <w:br/>
+        <w:t xml:space="preserve">26</w:t>
+      </w:r>
+      <w:r>
+        <w:t xml:space="preserve">.</w:t>
+      </w:r>
+    </w:p>
     <w:p/>
     <w:p/>
     <w:p>
@@ -414,7 +500,7 @@
         <w:fldChar w:fldCharType="separate"/>
       </w:r>
       <w:r>
-        <w:t xml:space="preserve">в течение 5 банковских дней с даты подписания Сторонами акта сдачи-приемки оказанных услуг</w:t>
+        <w:t xml:space="preserve">не позднее 11.05.2026</w:t>
       </w:r>
       <w:r>
         <w:fldChar w:fldCharType="end"/>
@@ -474,7 +560,7 @@
               <w:t xml:space="preserve">Адрес регистрации: </w:t>
             </w:r>
             <w:r>
-              <w:t xml:space="preserve">170100, г. Тверь, ш. Промышленная, д. 9, кв. 77</w:t>
+              <w:t xml:space="preserve">143400, г. Красногорск, наб. Советская, д. 12, кв. 104</w:t>
             </w:r>
           </w:p>
           <w:p>
@@ -513,7 +599,7 @@
               <w:t xml:space="preserve">Тел.: </w:t>
             </w:r>
             <w:r>
-              <w:t xml:space="preserve">+7 (383) 202-70-52</w:t>
+              <w:t xml:space="preserve">+7 (812) 723-52-28</w:t>
             </w:r>
           </w:p>
           <w:p>
@@ -521,7 +607,7 @@
               <w:t xml:space="preserve">E-mail: </w:t>
             </w:r>
             <w:r>
-              <w:t xml:space="preserve">titova@corp-tehno.ru</w:t>
+              <w:t xml:space="preserve">titova@inbox.ru</w:t>
             </w:r>
           </w:p>
           <w:p/>
@@ -564,7 +650,7 @@
               <w:t xml:space="preserve">Адрес регистрации: </w:t>
             </w:r>
             <w:r>
-              <w:t xml:space="preserve">141400, г. Химки, наб. Советская, д. 12, кв. 104</w:t>
+              <w:t xml:space="preserve">420111, г. Казань, пер. Промышленная, д. 11, кв. 133</w:t>
             </w:r>
           </w:p>
           <w:p>
@@ -603,7 +689,7 @@
               <w:t xml:space="preserve">Тел.: </w:t>
             </w:r>
             <w:r>
-              <w:t xml:space="preserve">+7 (812) 723-52-28</w:t>
+              <w:t xml:space="preserve">+7 (499) 586-22-59</w:t>
             </w:r>
           </w:p>
           <w:p>
@@ -611,7 +697,7 @@
               <w:t xml:space="preserve">E-mail: </w:t>
             </w:r>
             <w:r>
-              <w:t xml:space="preserve">nikitina@inbox.ru</w:t>
+              <w:t xml:space="preserve">nikitina@romashka.ru</w:t>
             </w:r>
           </w:p>
           <w:p/>
@@ -671,13 +757,13 @@
       <w:t xml:space="preserve">Исполнитель документа: </w:t>
     </w:r>
     <w:r>
-      <w:t xml:space="preserve">Виноградов П. А.</w:t>
+      <w:t xml:space="preserve">Макаров И. А.</w:t>
     </w:r>
     <w:r>
       <w:t xml:space="preserve">, тел. </w:t>
     </w:r>
     <w:r>
-      <w:t xml:space="preserve">8(495)7235142</w:t>
+      <w:t xml:space="preserve">8(843)7925338</w:t>
     </w:r>
   </w:p>
 </w:ftr>
@@ -690,13 +776,13 @@
       <w:t xml:space="preserve">ИП Титова И. А. · </w:t>
     </w:r>
     <w:r>
-      <w:t xml:space="preserve">+7 (499) 830-60-49</w:t>
+      <w:t xml:space="preserve">+7 (383) 432-42-39</w:t>
     </w:r>
     <w:r>
       <w:t xml:space="preserve"> · </w:t>
     </w:r>
     <w:r>
-      <w:t xml:space="preserve">titova@mail.ru</w:t>
+      <w:t xml:space="preserve">titova@list.ru</w:t>
     </w:r>
   </w:p>
 </w:hdr>

--- a/tests/corpus_v2/docs/cx_works_0004.docx
+++ b/tests/corpus_v2/docs/cx_works_0004.docx
@@ -423,7 +423,13 @@
         <w:t xml:space="preserve">9.1. Контрольная запись: </w:t>
       </w:r>
       <w:r>
-        <w:t xml:space="preserve">01Ф-64474/11-110Д</w:t>
+        <w:rPr>
+          <w:b/>
+        </w:rPr>
+        <w:t xml:space="preserve">01Ф-64</w:t>
+      </w:r>
+      <w:r>
+        <w:t xml:space="preserve">474/11-110Д</w:t>
       </w:r>
       <w:r>
         <w:t xml:space="preserve">.</w:t>

--- a/tests/corpus_v2/docs/cx_works_0004.docx
+++ b/tests/corpus_v2/docs/cx_works_0004.docx
@@ -27,19 +27,19 @@
         <w:rPr>
           <w:b/>
         </w:rPr>
-        <w:t xml:space="preserve">71Ф-00290/24-013Д</w:t>
-      </w:r>
-    </w:p>
-    <w:p/>
-    <w:p>
-      <w:r>
-        <w:t xml:space="preserve">г. Москва</w:t>
+        <w:t xml:space="preserve">9/10</w:t>
+      </w:r>
+    </w:p>
+    <w:p/>
+    <w:p>
+      <w:r>
+        <w:t xml:space="preserve">г. Воронеж</w:t>
       </w:r>
       <w:r>
         <w:t xml:space="preserve">     </w:t>
       </w:r>
       <w:r>
-        <w:t xml:space="preserve">11.11.2023 г.</w:t>
+        <w:t xml:space="preserve">23.09.2024 г.</w:t>
       </w:r>
     </w:p>
     <w:p/>
@@ -99,7 +99,7 @@
         <w:t xml:space="preserve">, с другой стороны, совместно именуемые «Стороны», заключили настоящий Договор № </w:t>
       </w:r>
       <w:r>
-        <w:t xml:space="preserve">7/25</w:t>
+        <w:t xml:space="preserve">81/2023-А</w:t>
       </w:r>
       <w:r>
         <w:t xml:space="preserve"> (далее — Договор) о нижеследующем:</w:t>
@@ -146,7 +146,7 @@
         <w:t xml:space="preserve">Гарантийный срок на результат работ — </w:t>
       </w:r>
       <w:r>
-        <w:t xml:space="preserve">в течение 60 календарных дней</w:t>
+        <w:t xml:space="preserve">в течение 30 календарных дней</w:t>
       </w:r>
       <w:r>
         <w:t xml:space="preserve">.</w:t>
@@ -166,7 +166,7 @@
         <w:t xml:space="preserve">2.1. Общая цена Договора: </w:t>
       </w:r>
       <w:r>
-        <w:t xml:space="preserve">73 400 000 руб. 0 коп.</w:t>
+        <w:t xml:space="preserve">5 260 000 руб. 5 коп.</w:t>
       </w:r>
       <w:r>
         <w:t xml:space="preserve">, в том числе НДС</w:t>
@@ -191,7 +191,7 @@
         <w:t xml:space="preserve">2.3. Срок оплаты — </w:t>
       </w:r>
       <w:r>
-        <w:t xml:space="preserve">в течение десяти банковских дней со дня предъявления требования</w:t>
+        <w:t xml:space="preserve">в течение сорока пяти банковских дней со дня предъявления требования</w:t>
       </w:r>
       <w:r>
         <w:t xml:space="preserve">.</w:t>
@@ -211,7 +211,7 @@
         <w:t xml:space="preserve">, артикул </w:t>
       </w:r>
       <w:r>
-        <w:t xml:space="preserve">RM-8301-83</w:t>
+        <w:t xml:space="preserve">RM-9781-86</w:t>
       </w:r>
       <w:r>
         <w:t xml:space="preserve">, код </w:t>
@@ -271,7 +271,7 @@
         <w:t xml:space="preserve">. Цена — </w:t>
       </w:r>
       <w:r>
-        <w:t xml:space="preserve">не менее 6 500 000 (Шести миллионов пятисот тысяч) руб. 50 копеек</w:t>
+        <w:t xml:space="preserve">не менее 17 000 (Семнадцати тысяч) руб. 00 копеек</w:t>
       </w:r>
       <w:r>
         <w:t xml:space="preserve">, НДС не облагается</w:t>
@@ -294,7 +294,7 @@
         <w:t xml:space="preserve">3.1. Место исполнения обязательств: </w:t>
       </w:r>
       <w:r>
-        <w:t xml:space="preserve">620014, г. Екатеринбург, проезд Строителей, д. 54, кв. 48</w:t>
+        <w:t xml:space="preserve">443010, г. Самара, наб. Заречная, д. 53, кв. 112</w:t>
       </w:r>
       <w:r>
         <w:t xml:space="preserve">.</w:t>
@@ -311,7 +311,7 @@
         <w:t xml:space="preserve"> по телефону </w:t>
       </w:r>
       <w:r>
-        <w:t xml:space="preserve">+7 (812) 170-84-52</w:t>
+        <w:t xml:space="preserve">+7 (843) 291-48-18</w:t>
       </w:r>
       <w:r>
         <w:t xml:space="preserve">.</w:t>
@@ -322,7 +322,7 @@
         <w:t xml:space="preserve">3.3. Срок исполнения обязательств — </w:t>
       </w:r>
       <w:r>
-        <w:t xml:space="preserve">в течение 60 (Шестидесяти) банковских дней с момента заключения контракта</w:t>
+        <w:t xml:space="preserve">в течение 20 (Двадцати) банковских дней с момента заключения контракта</w:t>
       </w:r>
       <w:r>
         <w:t xml:space="preserve">.</w:t>
@@ -387,7 +387,7 @@
         <w:t xml:space="preserve">Сторона, для которой создалась невозможность исполнения, обязана уведомить другую Сторону. Срок уведомления — </w:t>
       </w:r>
       <w:r>
-        <w:t xml:space="preserve">не позднее 11.01.2025</w:t>
+        <w:t xml:space="preserve">не позднее 18.06.2025</w:t>
       </w:r>
       <w:r>
         <w:t xml:space="preserve">.</w:t>
@@ -401,7 +401,7 @@
         <w:t xml:space="preserve">Все споры и разногласия решаются путём переговоров. Претензионный порядок обязателен, срок ответа на претензию — </w:t>
       </w:r>
       <w:r>
-        <w:t xml:space="preserve">в течение 20 дней с даты подписания Сторонами акта сдачи-приемки оказанных услуг</w:t>
+        <w:t xml:space="preserve">в течение 3 дней с даты подписания Сторонами акта сдачи-приемки оказанных услуг</w:t>
       </w:r>
       <w:r>
         <w:t xml:space="preserve">.</w:t>
@@ -426,10 +426,10 @@
         <w:rPr>
           <w:b/>
         </w:rPr>
-        <w:t xml:space="preserve">01Ф-64</w:t>
-      </w:r>
-      <w:r>
-        <w:t xml:space="preserve">474/11-110Д</w:t>
+        <w:t xml:space="preserve">47Ф-00</w:t>
+      </w:r>
+      <w:r>
+        <w:t xml:space="preserve">866/25-898Д</w:t>
       </w:r>
       <w:r>
         <w:t xml:space="preserve">.</w:t>
@@ -443,10 +443,10 @@
         <w:rPr>
           <w:b/>
         </w:rPr>
-        <w:t xml:space="preserve">8</w:t>
-      </w:r>
-      <w:r>
-        <w:t xml:space="preserve">21 000,21 (восемьсот двадцать одна тысяча) ₽</w:t>
+        <w:t xml:space="preserve">94 0</w:t>
+      </w:r>
+      <w:r>
+        <w:t xml:space="preserve">00 000,23 (девяносто четыре миллиона) ₽</w:t>
       </w:r>
       <w:r>
         <w:t xml:space="preserve">.</w:t>
@@ -463,7 +463,7 @@
         <w:t xml:space="preserve">1</w:t>
       </w:r>
       <w:r>
-        <w:t xml:space="preserve">5 (пятнадцать) процентов за каждый день просрочки</w:t>
+        <w:t xml:space="preserve">5% от стоимости неоплаченных работ</w:t>
       </w:r>
       <w:r>
         <w:t xml:space="preserve">.</w:t>

--- a/tests/corpus_v2/docs/cx_works_0004.docx
+++ b/tests/corpus_v2/docs/cx_works_0004.docx
@@ -72,25 +72,25 @@
         <w:t xml:space="preserve">паспорт </w:t>
       </w:r>
       <w:r>
-        <w:t xml:space="preserve">71 17 888497</w:t>
+        <w:t xml:space="preserve">55 07 208272</w:t>
       </w:r>
       <w:r>
         <w:t xml:space="preserve">, выдан </w:t>
       </w:r>
       <w:r>
-        <w:t xml:space="preserve">ОВД «Тропарёво» г. Москвы</w:t>
+        <w:t xml:space="preserve">ГУ МВД России по г. Москве</w:t>
       </w:r>
       <w:r>
         <w:t xml:space="preserve"> </w:t>
       </w:r>
       <w:r>
-        <w:t xml:space="preserve">07.01.2015</w:t>
+        <w:t xml:space="preserve">02.12.2015</w:t>
       </w:r>
       <w:r>
         <w:t xml:space="preserve">, код подразделения </w:t>
       </w:r>
       <w:r>
-        <w:t xml:space="preserve">446-397</w:t>
+        <w:t xml:space="preserve">397-100</w:t>
       </w:r>
       <w:r>
         <w:t xml:space="preserve">, именуемая в дальнейшем «Заказчик»</w:t>
@@ -268,10 +268,16 @@
         <w:t xml:space="preserve">МКАС при ТПП РФ</w:t>
       </w:r>
       <w:r>
+        <w:t xml:space="preserve">. Товар отгружается с сопроводительным документом паспорт качества № </w:t>
+      </w:r>
+      <w:r>
+        <w:t xml:space="preserve">01 07 839612</w:t>
+      </w:r>
+      <w:r>
         <w:t xml:space="preserve">. Цена — </w:t>
       </w:r>
       <w:r>
-        <w:t xml:space="preserve">не менее 17 000 (Семнадцати тысяч) руб. 00 копеек</w:t>
+        <w:t xml:space="preserve">не менее 46 600 000 (Сорока шести миллионов шестисот тысяч) руб. 50 копеек</w:t>
       </w:r>
       <w:r>
         <w:t xml:space="preserve">, НДС не облагается</w:t>
@@ -294,7 +300,7 @@
         <w:t xml:space="preserve">3.1. Место исполнения обязательств: </w:t>
       </w:r>
       <w:r>
-        <w:t xml:space="preserve">443010, г. Самара, наб. Заречная, д. 53, кв. 112</w:t>
+        <w:t xml:space="preserve">630099, г. Новосибирск, бул. Строителей, д. 54, кв. 48</w:t>
       </w:r>
       <w:r>
         <w:t xml:space="preserve">.</w:t>
@@ -311,7 +317,7 @@
         <w:t xml:space="preserve"> по телефону </w:t>
       </w:r>
       <w:r>
-        <w:t xml:space="preserve">+7 (843) 291-48-18</w:t>
+        <w:t xml:space="preserve">+7 (812) 170-84-52</w:t>
       </w:r>
       <w:r>
         <w:t xml:space="preserve">.</w:t>
@@ -322,7 +328,7 @@
         <w:t xml:space="preserve">3.3. Срок исполнения обязательств — </w:t>
       </w:r>
       <w:r>
-        <w:t xml:space="preserve">в течение 20 (Двадцати) банковских дней с момента заключения контракта</w:t>
+        <w:t xml:space="preserve">в течение 60 (Шестидесяти) банковских дней с момента заключения контракта</w:t>
       </w:r>
       <w:r>
         <w:t xml:space="preserve">.</w:t>
@@ -387,7 +393,7 @@
         <w:t xml:space="preserve">Сторона, для которой создалась невозможность исполнения, обязана уведомить другую Сторону. Срок уведомления — </w:t>
       </w:r>
       <w:r>
-        <w:t xml:space="preserve">не позднее 18.06.2025</w:t>
+        <w:t xml:space="preserve">не позднее 11.01.2025</w:t>
       </w:r>
       <w:r>
         <w:t xml:space="preserve">.</w:t>
@@ -401,7 +407,7 @@
         <w:t xml:space="preserve">Все споры и разногласия решаются путём переговоров. Претензионный порядок обязателен, срок ответа на претензию — </w:t>
       </w:r>
       <w:r>
-        <w:t xml:space="preserve">в течение 3 дней с даты подписания Сторонами акта сдачи-приемки оказанных услуг</w:t>
+        <w:t xml:space="preserve">в течение 20 дней с даты подписания Сторонами акта сдачи-приемки оказанных услуг</w:t>
       </w:r>
       <w:r>
         <w:t xml:space="preserve">.</w:t>
@@ -426,10 +432,10 @@
         <w:rPr>
           <w:b/>
         </w:rPr>
-        <w:t xml:space="preserve">47Ф-00</w:t>
-      </w:r>
-      <w:r>
-        <w:t xml:space="preserve">866/25-898Д</w:t>
+        <w:t xml:space="preserve">01Ф-64</w:t>
+      </w:r>
+      <w:r>
+        <w:t xml:space="preserve">474/11-110Д</w:t>
       </w:r>
       <w:r>
         <w:t xml:space="preserve">.</w:t>
@@ -443,10 +449,10 @@
         <w:rPr>
           <w:b/>
         </w:rPr>
-        <w:t xml:space="preserve">94 0</w:t>
-      </w:r>
-      <w:r>
-        <w:t xml:space="preserve">00 000,23 (девяносто четыре миллиона) ₽</w:t>
+        <w:t xml:space="preserve">8</w:t>
+      </w:r>
+      <w:r>
+        <w:t xml:space="preserve">21 000,21 (восемьсот двадцать одна тысяча) ₽</w:t>
       </w:r>
       <w:r>
         <w:t xml:space="preserve">.</w:t>
@@ -463,7 +469,7 @@
         <w:t xml:space="preserve">1</w:t>
       </w:r>
       <w:r>
-        <w:t xml:space="preserve">5% от стоимости неоплаченных работ</w:t>
+        <w:t xml:space="preserve">5 (пятнадцать) процентов за каждый день просрочки</w:t>
       </w:r>
       <w:r>
         <w:t xml:space="preserve">.</w:t>
@@ -664,16 +670,16 @@
               <w:t xml:space="preserve">Паспорт </w:t>
             </w:r>
             <w:r>
-              <w:t xml:space="preserve">71 17 888497</w:t>
-            </w:r>
-            <w:r>
-              <w:t xml:space="preserve">, выдан ОВД «Тропарёво» г. Москвы 07.01.2015</w:t>
+              <w:t xml:space="preserve">55 07 208272</w:t>
+            </w:r>
+            <w:r>
+              <w:t xml:space="preserve">, выдан ГУ МВД России по г. Москве 02.12.2015</w:t>
             </w:r>
             <w:r>
               <w:t xml:space="preserve">, код подразделения </w:t>
             </w:r>
             <w:r>
-              <w:t xml:space="preserve">446-397</w:t>
+              <w:t xml:space="preserve">397-100</w:t>
             </w:r>
           </w:p>
           <w:p>
@@ -681,13 +687,13 @@
               <w:t xml:space="preserve">СНИЛС </w:t>
             </w:r>
             <w:r>
-              <w:t xml:space="preserve">420-635-752 55</w:t>
+              <w:t xml:space="preserve">635-752-886 32</w:t>
             </w:r>
             <w:r>
               <w:t xml:space="preserve"> ИНН </w:t>
             </w:r>
             <w:r>
-              <w:t xml:space="preserve">633473229920</w:t>
+              <w:t xml:space="preserve">473229942034</w:t>
             </w:r>
           </w:p>
           <w:p>

--- a/tests/corpus_v2/docs/cx_works_0004.docx
+++ b/tests/corpus_v2/docs/cx_works_0004.docx
@@ -274,10 +274,46 @@
         <w:t xml:space="preserve">01 07 839612</w:t>
       </w:r>
       <w:r>
+        <w:t xml:space="preserve">. К партии приложен паспорт изделия № </w:t>
+      </w:r>
+      <w:r>
+        <w:t xml:space="preserve">58 19 655705</w:t>
+      </w:r>
+      <w:r>
+        <w:t xml:space="preserve">. Оборудование поставляется с паспортом транспортного средства № </w:t>
+      </w:r>
+      <w:r>
+        <w:t xml:space="preserve">46 22 430913</w:t>
+      </w:r>
+      <w:r>
+        <w:t xml:space="preserve">. Приёмка производится согласно техническому паспорту </w:t>
+      </w:r>
+      <w:r>
+        <w:t xml:space="preserve">56 14 987781</w:t>
+      </w:r>
+      <w:r>
+        <w:t xml:space="preserve">. СНИЛС не указан, номер заказа </w:t>
+      </w:r>
+      <w:r>
+        <w:t xml:space="preserve">192-311-071 74</w:t>
+      </w:r>
+      <w:r>
+        <w:t xml:space="preserve">. Дата рождения не проставлена, документ выдан </w:t>
+      </w:r>
+      <w:r>
+        <w:t xml:space="preserve">11.09.2020</w:t>
+      </w:r>
+      <w:r>
+        <w:t xml:space="preserve">. Код подразделения, см. артикул </w:t>
+      </w:r>
+      <w:r>
+        <w:t xml:space="preserve">060-034</w:t>
+      </w:r>
+      <w:r>
         <w:t xml:space="preserve">. Цена — </w:t>
       </w:r>
       <w:r>
-        <w:t xml:space="preserve">не менее 46 600 000 (Сорока шести миллионов шестисот тысяч) руб. 50 копеек</w:t>
+        <w:t xml:space="preserve">не менее 382 000 (Трёхсот восьмидесяти двух тысяч) руб. 00 копеек</w:t>
       </w:r>
       <w:r>
         <w:t xml:space="preserve">, НДС не облагается</w:t>
@@ -300,7 +336,7 @@
         <w:t xml:space="preserve">3.1. Место исполнения обязательств: </w:t>
       </w:r>
       <w:r>
-        <w:t xml:space="preserve">630099, г. Новосибирск, бул. Строителей, д. 54, кв. 48</w:t>
+        <w:t xml:space="preserve">141300, г. Сергиев Посад, ул. Советская, д. 65, кв. 48</w:t>
       </w:r>
       <w:r>
         <w:t xml:space="preserve">.</w:t>
@@ -317,7 +353,7 @@
         <w:t xml:space="preserve"> по телефону </w:t>
       </w:r>
       <w:r>
-        <w:t xml:space="preserve">+7 (812) 170-84-52</w:t>
+        <w:t xml:space="preserve">+7 (499) 487-84-18</w:t>
       </w:r>
       <w:r>
         <w:t xml:space="preserve">.</w:t>
@@ -328,7 +364,7 @@
         <w:t xml:space="preserve">3.3. Срок исполнения обязательств — </w:t>
       </w:r>
       <w:r>
-        <w:t xml:space="preserve">в течение 60 (Шестидесяти) банковских дней с момента заключения контракта</w:t>
+        <w:t xml:space="preserve">в течение 14 (Четырнадцати) банковских дней с момента заключения контракта</w:t>
       </w:r>
       <w:r>
         <w:t xml:space="preserve">.</w:t>
@@ -393,7 +429,7 @@
         <w:t xml:space="preserve">Сторона, для которой создалась невозможность исполнения, обязана уведомить другую Сторону. Срок уведомления — </w:t>
       </w:r>
       <w:r>
-        <w:t xml:space="preserve">не позднее 11.01.2025</w:t>
+        <w:t xml:space="preserve">не позднее 17.02.2026</w:t>
       </w:r>
       <w:r>
         <w:t xml:space="preserve">.</w:t>
@@ -432,10 +468,10 @@
         <w:rPr>
           <w:b/>
         </w:rPr>
-        <w:t xml:space="preserve">01Ф-64</w:t>
-      </w:r>
-      <w:r>
-        <w:t xml:space="preserve">474/11-110Д</w:t>
+        <w:t xml:space="preserve">35Ф-39</w:t>
+      </w:r>
+      <w:r>
+        <w:t xml:space="preserve">431/11-696Д</w:t>
       </w:r>
       <w:r>
         <w:t xml:space="preserve">.</w:t>
@@ -449,10 +485,10 @@
         <w:rPr>
           <w:b/>
         </w:rPr>
-        <w:t xml:space="preserve">8</w:t>
-      </w:r>
-      <w:r>
-        <w:t xml:space="preserve">21 000,21 (восемьсот двадцать одна тысяча) ₽</w:t>
+        <w:t xml:space="preserve">29 9</w:t>
+      </w:r>
+      <w:r>
+        <w:t xml:space="preserve">00 000,42 (двадцать девять миллионов девятьсот тысяч) ₽</w:t>
       </w:r>
       <w:r>
         <w:t xml:space="preserve">.</w:t>
@@ -466,10 +502,10 @@
         <w:rPr>
           <w:b/>
         </w:rPr>
-        <w:t xml:space="preserve">1</w:t>
-      </w:r>
-      <w:r>
-        <w:t xml:space="preserve">5 (пятнадцать) процентов за каждый день просрочки</w:t>
+        <w:t xml:space="preserve">2</w:t>
+      </w:r>
+      <w:r>
+        <w:t xml:space="preserve">1% от стоимости неоплаченных работ</w:t>
       </w:r>
       <w:r>
         <w:t xml:space="preserve">.</w:t>
@@ -480,7 +516,7 @@
         <w:t xml:space="preserve">9.4. Контрольная запись: </w:t>
       </w:r>
       <w:r>
-        <w:t xml:space="preserve">не позднее 17.02.20</w:t>
+        <w:t xml:space="preserve">не позднее 23.07.20</w:t>
         <w:br/>
         <w:t xml:space="preserve">26</w:t>
       </w:r>
@@ -512,7 +548,7 @@
         <w:fldChar w:fldCharType="separate"/>
       </w:r>
       <w:r>
-        <w:t xml:space="preserve">не позднее 11.05.2026</w:t>
+        <w:t xml:space="preserve">не позднее 03.09.2025</w:t>
       </w:r>
       <w:r>
         <w:fldChar w:fldCharType="end"/>
@@ -572,7 +608,7 @@
               <w:t xml:space="preserve">Адрес регистрации: </w:t>
             </w:r>
             <w:r>
-              <w:t xml:space="preserve">143400, г. Красногорск, наб. Советская, д. 12, кв. 104</w:t>
+              <w:t xml:space="preserve">344002, г. Ростов-на-Дону, бул. Мира, д. 8, кв. 156</w:t>
             </w:r>
           </w:p>
           <w:p>
@@ -611,7 +647,7 @@
               <w:t xml:space="preserve">Тел.: </w:t>
             </w:r>
             <w:r>
-              <w:t xml:space="preserve">+7 (812) 723-52-28</w:t>
+              <w:t xml:space="preserve">+7 (812) 360-39-52</w:t>
             </w:r>
           </w:p>
           <w:p>
@@ -619,7 +655,7 @@
               <w:t xml:space="preserve">E-mail: </w:t>
             </w:r>
             <w:r>
-              <w:t xml:space="preserve">titova@inbox.ru</w:t>
+              <w:t xml:space="preserve">titova@romashka.ru</w:t>
             </w:r>
           </w:p>
           <w:p/>
@@ -662,7 +698,7 @@
               <w:t xml:space="preserve">Адрес регистрации: </w:t>
             </w:r>
             <w:r>
-              <w:t xml:space="preserve">420111, г. Казань, пер. Промышленная, д. 11, кв. 133</w:t>
+              <w:t xml:space="preserve">141300, г. Сергиев Посад, просп. Советская, д. 61, кв. 174</w:t>
             </w:r>
           </w:p>
           <w:p>
@@ -701,7 +737,7 @@
               <w:t xml:space="preserve">Тел.: </w:t>
             </w:r>
             <w:r>
-              <w:t xml:space="preserve">+7 (499) 586-22-59</w:t>
+              <w:t xml:space="preserve">+7 (812) 329-99-30</w:t>
             </w:r>
           </w:p>
           <w:p>
@@ -709,7 +745,7 @@
               <w:t xml:space="preserve">E-mail: </w:t>
             </w:r>
             <w:r>
-              <w:t xml:space="preserve">nikitina@romashka.ru</w:t>
+              <w:t xml:space="preserve">nikitina@yandex.ru</w:t>
             </w:r>
           </w:p>
           <w:p/>
@@ -769,13 +805,13 @@
       <w:t xml:space="preserve">Исполнитель документа: </w:t>
     </w:r>
     <w:r>
-      <w:t xml:space="preserve">Макаров И. А.</w:t>
+      <w:t xml:space="preserve">Зайцев Е. В.</w:t>
     </w:r>
     <w:r>
       <w:t xml:space="preserve">, тел. </w:t>
     </w:r>
     <w:r>
-      <w:t xml:space="preserve">8(843)7925338</w:t>
+      <w:t xml:space="preserve">8(843)1313613</w:t>
     </w:r>
   </w:p>
 </w:ftr>
@@ -788,13 +824,13 @@
       <w:t xml:space="preserve">ИП Титова И. А. · </w:t>
     </w:r>
     <w:r>
-      <w:t xml:space="preserve">+7 (383) 432-42-39</w:t>
+      <w:t xml:space="preserve">+7 (812) 190-41-40</w:t>
     </w:r>
     <w:r>
       <w:t xml:space="preserve"> · </w:t>
     </w:r>
     <w:r>
-      <w:t xml:space="preserve">titova@list.ru</w:t>
+      <w:t xml:space="preserve">titova@gmail.com</w:t>
     </w:r>
   </w:p>
 </w:hdr>

--- a/tests/corpus_v2/docs/cx_works_0004.docx
+++ b/tests/corpus_v2/docs/cx_works_0004.docx
@@ -322,250 +322,120 @@
         <w:t xml:space="preserve">.</w:t>
       </w:r>
     </w:p>
-    <w:p/>
-    <w:p>
-      <w:r>
-        <w:rPr>
-          <w:b/>
-        </w:rPr>
-        <w:t xml:space="preserve">3. МЕСТО И СРОКИ ИСПОЛНЕНИЯ</w:t>
-      </w:r>
-    </w:p>
-    <w:p>
-      <w:r>
-        <w:t xml:space="preserve">3.1. Место исполнения обязательств: </w:t>
-      </w:r>
-      <w:r>
-        <w:t xml:space="preserve">141300, г. Сергиев Посад, ул. Советская, д. 65, кв. 48</w:t>
-      </w:r>
-      <w:r>
-        <w:t xml:space="preserve">.</w:t>
-      </w:r>
-    </w:p>
-    <w:p>
-      <w:r>
-        <w:t xml:space="preserve">3.2. Уведомления направляются </w:t>
-      </w:r>
-      <w:r>
-        <w:t xml:space="preserve">Никитиной Елене Дмитриевне</w:t>
-      </w:r>
-      <w:r>
-        <w:t xml:space="preserve"> по телефону </w:t>
-      </w:r>
-      <w:r>
-        <w:t xml:space="preserve">+7 (499) 487-84-18</w:t>
-      </w:r>
-      <w:r>
-        <w:t xml:space="preserve">.</w:t>
-      </w:r>
-    </w:p>
-    <w:p>
-      <w:r>
-        <w:t xml:space="preserve">3.3. Срок исполнения обязательств — </w:t>
-      </w:r>
-      <w:r>
-        <w:t xml:space="preserve">в течение 14 (Четырнадцати) банковских дней с момента заключения контракта</w:t>
-      </w:r>
-      <w:r>
-        <w:t xml:space="preserve">.</w:t>
-      </w:r>
-    </w:p>
-    <w:p/>
-    <w:p>
-      <w:r>
-        <w:rPr>
-          <w:b/>
-        </w:rPr>
-        <w:t xml:space="preserve">4. ПРОЧИЕ УСЛОВИЯ</w:t>
-      </w:r>
-    </w:p>
-    <w:p>
-      <w:r>
-        <w:t xml:space="preserve">4.1. </w:t>
-      </w:r>
-      <w:r>
-        <w:t xml:space="preserve">Стороны несут ответственность за неисполнение или ненадлежащее исполнение обязательств в соответствии с законодательством Российской Федерации.</w:t>
-      </w:r>
-    </w:p>
-    <w:p>
-      <w:r>
-        <w:t xml:space="preserve">4.2. </w:t>
-      </w:r>
-      <w:r>
-        <w:t xml:space="preserve">Размер неустойки за нарушение сроков оплаты: </w:t>
-      </w:r>
-      <w:r>
-        <w:t xml:space="preserve">1/130 ключевой ставки ЦБ РФ от общей суммы счета</w:t>
-      </w:r>
-      <w:r>
-        <w:t xml:space="preserve">, но не более </w:t>
-      </w:r>
-      <w:r>
-        <w:t xml:space="preserve">0,05 (пять сотых процента) процента от цены Договора</w:t>
-      </w:r>
-      <w:r>
-        <w:t xml:space="preserve">. Предельный размер ответственности: </w:t>
-      </w:r>
-      <w:r>
-        <w:t xml:space="preserve">1/300 ключевой ставки ЦБ РФ от цены Договора</w:t>
-      </w:r>
-      <w:r>
-        <w:t xml:space="preserve">.</w:t>
-      </w:r>
-    </w:p>
-    <w:p>
-      <w:r>
-        <w:t xml:space="preserve">4.3. </w:t>
-      </w:r>
-      <w:r>
-        <w:t xml:space="preserve">Стороны освобождаются от ответственности при наступлении обстоятельств непреодолимой силы, если они прямо повлияли на исполнение обязательств.</w:t>
-      </w:r>
-    </w:p>
-    <w:p>
-      <w:r>
-        <w:t xml:space="preserve">4.4. </w:t>
-      </w:r>
-      <w:r>
-        <w:t xml:space="preserve">Сторона, для которой создалась невозможность исполнения, обязана уведомить другую Сторону. Срок уведомления — </w:t>
-      </w:r>
-      <w:r>
-        <w:t xml:space="preserve">не позднее 17.02.2026</w:t>
-      </w:r>
-      <w:r>
-        <w:t xml:space="preserve">.</w:t>
-      </w:r>
-    </w:p>
-    <w:p>
-      <w:r>
-        <w:t xml:space="preserve">4.5. </w:t>
-      </w:r>
-      <w:r>
-        <w:t xml:space="preserve">Все споры и разногласия решаются путём переговоров. Претензионный порядок обязателен, срок ответа на претензию — </w:t>
-      </w:r>
-      <w:r>
-        <w:t xml:space="preserve">в течение 20 дней с даты подписания Сторонами акта сдачи-приемки оказанных услуг</w:t>
-      </w:r>
-      <w:r>
-        <w:t xml:space="preserve">.</w:t>
-      </w:r>
-    </w:p>
-    <w:p/>
-    <w:p/>
-    <w:p/>
-    <w:p>
-      <w:r>
-        <w:rPr>
-          <w:b/>
-        </w:rPr>
-        <w:t xml:space="preserve">9. КОНТРОЛЬНЫЕ ВЕЛИЧИНЫ</w:t>
-      </w:r>
-    </w:p>
-    <w:p>
-      <w:r>
-        <w:t xml:space="preserve">9.1. Контрольная запись: </w:t>
-      </w:r>
-      <w:r>
-        <w:rPr>
-          <w:b/>
-        </w:rPr>
-        <w:t xml:space="preserve">35Ф-39</w:t>
-      </w:r>
-      <w:r>
-        <w:t xml:space="preserve">431/11-696Д</w:t>
-      </w:r>
-      <w:r>
-        <w:t xml:space="preserve">.</w:t>
-      </w:r>
-    </w:p>
-    <w:p>
-      <w:r>
-        <w:t xml:space="preserve">9.2. Контрольная запись: </w:t>
-      </w:r>
-      <w:r>
-        <w:rPr>
-          <w:b/>
-        </w:rPr>
-        <w:t xml:space="preserve">29 9</w:t>
-      </w:r>
-      <w:r>
-        <w:t xml:space="preserve">00 000,42 (двадцать девять миллионов девятьсот тысяч) ₽</w:t>
-      </w:r>
-      <w:r>
-        <w:t xml:space="preserve">.</w:t>
-      </w:r>
-    </w:p>
-    <w:p>
-      <w:r>
-        <w:t xml:space="preserve">9.3. Контрольная запись: </w:t>
-      </w:r>
-      <w:r>
-        <w:rPr>
-          <w:b/>
-        </w:rPr>
-        <w:t xml:space="preserve">2</w:t>
-      </w:r>
-      <w:r>
-        <w:t xml:space="preserve">1% от стоимости неоплаченных работ</w:t>
-      </w:r>
-      <w:r>
-        <w:t xml:space="preserve">.</w:t>
-      </w:r>
-    </w:p>
-    <w:p>
-      <w:r>
-        <w:t xml:space="preserve">9.4. Контрольная запись: </w:t>
-      </w:r>
-      <w:r>
-        <w:t xml:space="preserve">не позднее 23.07.20</w:t>
-        <w:br/>
-        <w:t xml:space="preserve">26</w:t>
-      </w:r>
-      <w:r>
-        <w:t xml:space="preserve">.</w:t>
-      </w:r>
-    </w:p>
-    <w:p/>
-    <w:p/>
-    <w:p>
-      <w:r>
-        <w:rPr>
-          <w:b/>
-        </w:rPr>
-        <w:t xml:space="preserve">11. УСЛОВИЯ, ОФОРМЛЕННЫЕ СРЕДСТВАМИ РЕДАКТОРА</w:t>
-      </w:r>
-    </w:p>
-    <w:p>
-      <w:r>
-        <w:t xml:space="preserve">11.1. Срок (составное поле): </w:t>
-      </w:r>
-      <w:r>
-        <w:fldChar w:fldCharType="begin"/>
-      </w:r>
-      <w:r>
-        <w:instrText xml:space="preserve"> REF value \h </w:instrText>
-      </w:r>
-      <w:r>
-        <w:fldChar w:fldCharType="separate"/>
-      </w:r>
-      <w:r>
-        <w:t xml:space="preserve">не позднее 03.09.2025</w:t>
-      </w:r>
-      <w:r>
-        <w:fldChar w:fldCharType="end"/>
-      </w:r>
-      <w:r>
-        <w:t xml:space="preserve">.</w:t>
-      </w:r>
-    </w:p>
-    <w:p>
-      <w:r>
-        <w:rPr>
-          <w:b/>
-        </w:rPr>
-        <w:t xml:space="preserve">РЕКВИЗИТЫ И ПОДПИСИ СТОРОН</w:t>
-      </w:r>
-    </w:p>
-    <w:p/>
+    <w:p>
+      <w:r>
+        <w:t xml:space="preserve">2.5. </w:t>
+      </w:r>
+      <w:r>
+        <w:t xml:space="preserve">Товар маркирован штрихкодом </w:t>
+      </w:r>
+      <w:r>
+        <w:t xml:space="preserve">4603762564954</w:t>
+      </w:r>
+      <w:r>
+        <w:t xml:space="preserve">. Код контрагента по ОКПО — </w:t>
+      </w:r>
+      <w:r>
+        <w:t xml:space="preserve">3405510445</w:t>
+      </w:r>
+      <w:r>
+        <w:t xml:space="preserve">. Оборудование учтено под инвентарным номером </w:t>
+      </w:r>
+      <w:r>
+        <w:t xml:space="preserve">042815192</w:t>
+      </w:r>
+      <w:r>
+        <w:t xml:space="preserve">, складской позиции присвоен номер </w:t>
+      </w:r>
+      <w:r>
+        <w:t xml:space="preserve">406293866</w:t>
+      </w:r>
+      <w:r>
+        <w:t xml:space="preserve">.</w:t>
+      </w:r>
+    </w:p>
+    <w:p>
+      <w:r>
+        <w:t xml:space="preserve">2.6. </w:t>
+      </w:r>
+      <w:r>
+        <w:t xml:space="preserve">Оплата по счёту-фактуре на КБК </w:t>
+      </w:r>
+      <w:r>
+        <w:t xml:space="preserve">18210101011011000184</w:t>
+      </w:r>
+      <w:r>
+        <w:t xml:space="preserve">. ИНН не присвоен, регистрационный № </w:t>
+      </w:r>
+      <w:r>
+        <w:t xml:space="preserve">4593655188</w:t>
+      </w:r>
+      <w:r>
+        <w:t xml:space="preserve">. ИНН не присвоен, платёжный документ № </w:t>
+      </w:r>
+      <w:r>
+        <w:t xml:space="preserve">109550425969</w:t>
+      </w:r>
+      <w:r>
+        <w:t xml:space="preserve">. Заказчик действует в лице </w:t>
+      </w:r>
+      <w:r>
+        <w:t xml:space="preserve">уполномоченного представителя</w:t>
+      </w:r>
+      <w:r>
+        <w:t xml:space="preserve">, назначаемого приказом.</w:t>
+      </w:r>
+    </w:p>
+    <w:p>
+      <w:r>
+        <w:t xml:space="preserve">2.7. </w:t>
+      </w:r>
+      <w:r>
+        <w:t xml:space="preserve">Массовая доля влаги в товаре — </w:t>
+      </w:r>
+      <w:r>
+        <w:t xml:space="preserve">не более 15 %</w:t>
+      </w:r>
+      <w:r>
+        <w:t xml:space="preserve">. Товар подлежит хранению </w:t>
+      </w:r>
+      <w:r>
+        <w:t xml:space="preserve">в течение 24 часов</w:t>
+      </w:r>
+      <w:r>
+        <w:t xml:space="preserve"> при температуре не выше +4 °C. Срок исковой давности по требованиям, вытекающим из Договора, составляет </w:t>
+      </w:r>
+      <w:r>
+        <w:t xml:space="preserve">в течение трёх лет</w:t>
+      </w:r>
+      <w:r>
+        <w:t xml:space="preserve">, как установлено статьёй 196 Гражданского кодекса Российской Федерации. Обработка данных ведётся согласно Федеральному закону от 27.07.2006 № 152-ФЗ </w:t>
+      </w:r>
+      <w:r>
+        <w:t xml:space="preserve">«О персональных данных»</w:t>
+      </w:r>
+      <w:r>
+        <w:t xml:space="preserve">. Товар поставляется под маркой </w:t>
+      </w:r>
+      <w:r>
+        <w:t xml:space="preserve">«Стандарт»</w:t>
+      </w:r>
+      <w:r>
+        <w:t xml:space="preserve">. Влажность определяется </w:t>
+      </w:r>
+      <w:r>
+        <w:t xml:space="preserve">по методу Кьельдаля</w:t>
+      </w:r>
+      <w:r>
+        <w:t xml:space="preserve">. Споры передаются на рассмотрение в Арбитражный суд </w:t>
+      </w:r>
+      <w:r>
+        <w:t xml:space="preserve">города Москвы</w:t>
+      </w:r>
+      <w:r>
+        <w:t xml:space="preserve">.</w:t>
+      </w:r>
+    </w:p>
     <w:tbl>
       <w:tblPr>
         <w:tblW w:w="9360" w:type="dxa"/>
@@ -589,82 +459,7 @@
           </w:tcPr>
           <w:p>
             <w:r>
-              <w:rPr>
-                <w:b/>
-              </w:rPr>
-              <w:t xml:space="preserve">Подрядчик:</w:t>
-            </w:r>
-          </w:p>
-          <w:p>
-            <w:r>
-              <w:t xml:space="preserve">Индивидуальный предприниматель </w:t>
-            </w:r>
-            <w:r>
-              <w:t xml:space="preserve">Титова Ирина Алексеевна</w:t>
-            </w:r>
-          </w:p>
-          <w:p>
-            <w:r>
-              <w:t xml:space="preserve">Адрес регистрации: </w:t>
-            </w:r>
-            <w:r>
-              <w:t xml:space="preserve">344002, г. Ростов-на-Дону, бул. Мира, д. 8, кв. 156</w:t>
-            </w:r>
-          </w:p>
-          <w:p>
-            <w:r>
-              <w:t xml:space="preserve">ИНН </w:t>
-            </w:r>
-            <w:r>
-              <w:t xml:space="preserve">787605178708</w:t>
-            </w:r>
-            <w:r>
-              <w:t xml:space="preserve"> ОГРНИП </w:t>
-            </w:r>
-            <w:r>
-              <w:t xml:space="preserve">381459803880535</w:t>
-            </w:r>
-          </w:p>
-          <w:p>
-            <w:r>
-              <w:t xml:space="preserve">р/с </w:t>
-            </w:r>
-            <w:r>
-              <w:t xml:space="preserve">40802810388026508360</w:t>
-            </w:r>
-            <w:r>
-              <w:t xml:space="preserve"> в ПАО «Банк «Санкт-Петербург»</w:t>
-            </w:r>
-            <w:r>
-              <w:t xml:space="preserve">, БИК </w:t>
-            </w:r>
-            <w:r>
-              <w:t xml:space="preserve">044030790</w:t>
-            </w:r>
-          </w:p>
-          <w:p>
-            <w:r>
-              <w:t xml:space="preserve">Тел.: </w:t>
-            </w:r>
-            <w:r>
-              <w:t xml:space="preserve">+7 (812) 360-39-52</w:t>
-            </w:r>
-          </w:p>
-          <w:p>
-            <w:r>
-              <w:t xml:space="preserve">E-mail: </w:t>
-            </w:r>
-            <w:r>
-              <w:t xml:space="preserve">titova@romashka.ru</w:t>
-            </w:r>
-          </w:p>
-          <w:p/>
-          <w:p>
-            <w:r>
-              <w:t xml:space="preserve">ИП ______________ </w:t>
-            </w:r>
-            <w:r>
-              <w:t xml:space="preserve">Титова И. А.</w:t>
+              <w:t xml:space="preserve">8</w:t>
             </w:r>
           </w:p>
         </w:tc>
@@ -674,6 +469,364 @@
           </w:tcPr>
           <w:p>
             <w:r>
+              <w:t xml:space="preserve">5443157937</w:t>
+            </w:r>
+          </w:p>
+        </w:tc>
+      </w:tr>
+    </w:tbl>
+    <w:p/>
+    <w:p>
+      <w:r>
+        <w:rPr>
+          <w:b/>
+        </w:rPr>
+        <w:t xml:space="preserve">3. МЕСТО И СРОКИ ИСПОЛНЕНИЯ</w:t>
+      </w:r>
+    </w:p>
+    <w:p>
+      <w:r>
+        <w:t xml:space="preserve">3.1. Место исполнения обязательств: </w:t>
+      </w:r>
+      <w:r>
+        <w:t xml:space="preserve">143400, г. Красногорск, наб. Советская, д. 12, кв. 104</w:t>
+      </w:r>
+      <w:r>
+        <w:t xml:space="preserve">.</w:t>
+      </w:r>
+    </w:p>
+    <w:p>
+      <w:r>
+        <w:t xml:space="preserve">3.2. Уведомления направляются </w:t>
+      </w:r>
+      <w:r>
+        <w:t xml:space="preserve">Никитиной Елене Дмитриевне</w:t>
+      </w:r>
+      <w:r>
+        <w:t xml:space="preserve"> по телефону </w:t>
+      </w:r>
+      <w:r>
+        <w:t xml:space="preserve">+7 (812) 723-52-28</w:t>
+      </w:r>
+      <w:r>
+        <w:t xml:space="preserve">.</w:t>
+      </w:r>
+    </w:p>
+    <w:p>
+      <w:r>
+        <w:t xml:space="preserve">3.3. Срок исполнения обязательств — </w:t>
+      </w:r>
+      <w:r>
+        <w:t xml:space="preserve">в течение 30 (Тридцати) банковских дней с момента заключения контракта</w:t>
+      </w:r>
+      <w:r>
+        <w:t xml:space="preserve">.</w:t>
+      </w:r>
+    </w:p>
+    <w:p/>
+    <w:p>
+      <w:r>
+        <w:rPr>
+          <w:b/>
+        </w:rPr>
+        <w:t xml:space="preserve">4. ПРОЧИЕ УСЛОВИЯ</w:t>
+      </w:r>
+    </w:p>
+    <w:p>
+      <w:r>
+        <w:t xml:space="preserve">4.1. </w:t>
+      </w:r>
+      <w:r>
+        <w:t xml:space="preserve">Стороны несут ответственность за неисполнение или ненадлежащее исполнение обязательств в соответствии с законодательством Российской Федерации.</w:t>
+      </w:r>
+    </w:p>
+    <w:p>
+      <w:r>
+        <w:t xml:space="preserve">4.2. </w:t>
+      </w:r>
+      <w:r>
+        <w:t xml:space="preserve">Размер неустойки за нарушение сроков оплаты: </w:t>
+      </w:r>
+      <w:r>
+        <w:t xml:space="preserve">1/130 ключевой ставки ЦБ РФ от общей суммы счета</w:t>
+      </w:r>
+      <w:r>
+        <w:t xml:space="preserve">, но не более </w:t>
+      </w:r>
+      <w:r>
+        <w:t xml:space="preserve">0,05 (пять сотых процента) процента от цены Договора</w:t>
+      </w:r>
+      <w:r>
+        <w:t xml:space="preserve">. Предельный размер ответственности: </w:t>
+      </w:r>
+      <w:r>
+        <w:t xml:space="preserve">1/300 ключевой ставки ЦБ РФ от цены Договора</w:t>
+      </w:r>
+      <w:r>
+        <w:t xml:space="preserve">.</w:t>
+      </w:r>
+    </w:p>
+    <w:p>
+      <w:r>
+        <w:t xml:space="preserve">4.3. </w:t>
+      </w:r>
+      <w:r>
+        <w:t xml:space="preserve">Стороны освобождаются от ответственности при наступлении обстоятельств непреодолимой силы, если они прямо повлияли на исполнение обязательств.</w:t>
+      </w:r>
+    </w:p>
+    <w:p>
+      <w:r>
+        <w:t xml:space="preserve">4.4. </w:t>
+      </w:r>
+      <w:r>
+        <w:t xml:space="preserve">Сторона, для которой создалась невозможность исполнения, обязана уведомить другую Сторону. Срок уведомления — </w:t>
+      </w:r>
+      <w:r>
+        <w:t xml:space="preserve">не позднее 07.12.2026</w:t>
+      </w:r>
+      <w:r>
+        <w:t xml:space="preserve">.</w:t>
+      </w:r>
+    </w:p>
+    <w:p>
+      <w:r>
+        <w:t xml:space="preserve">4.5. </w:t>
+      </w:r>
+      <w:r>
+        <w:t xml:space="preserve">Все споры и разногласия решаются путём переговоров. Претензионный порядок обязателен, срок ответа на претензию — </w:t>
+      </w:r>
+      <w:r>
+        <w:t xml:space="preserve">в течение 14 дней с даты подписания Сторонами акта сдачи-приемки оказанных услуг</w:t>
+      </w:r>
+      <w:r>
+        <w:t xml:space="preserve">.</w:t>
+      </w:r>
+    </w:p>
+    <w:p/>
+    <w:p/>
+    <w:p/>
+    <w:p>
+      <w:r>
+        <w:rPr>
+          <w:b/>
+        </w:rPr>
+        <w:t xml:space="preserve">9. КОНТРОЛЬНЫЕ ВЕЛИЧИНЫ</w:t>
+      </w:r>
+    </w:p>
+    <w:p>
+      <w:r>
+        <w:t xml:space="preserve">9.1. Контрольная запись: </w:t>
+      </w:r>
+      <w:r>
+        <w:rPr>
+          <w:b/>
+        </w:rPr>
+        <w:t xml:space="preserve">11Ф-67</w:t>
+      </w:r>
+      <w:r>
+        <w:t xml:space="preserve">750/15-487Д</w:t>
+      </w:r>
+      <w:r>
+        <w:t xml:space="preserve">.</w:t>
+      </w:r>
+    </w:p>
+    <w:p>
+      <w:r>
+        <w:t xml:space="preserve">9.2. Контрольная запись: </w:t>
+      </w:r>
+      <w:r>
+        <w:rPr>
+          <w:b/>
+        </w:rPr>
+        <w:t xml:space="preserve">7 3</w:t>
+      </w:r>
+      <w:r>
+        <w:t xml:space="preserve">00 000,41 (семь миллионов триста тысяч) ₽</w:t>
+      </w:r>
+      <w:r>
+        <w:t xml:space="preserve">.</w:t>
+      </w:r>
+    </w:p>
+    <w:p>
+      <w:r>
+        <w:t xml:space="preserve">9.3. Контрольная запись: </w:t>
+      </w:r>
+      <w:r>
+        <w:rPr>
+          <w:b/>
+        </w:rPr>
+        <w:t xml:space="preserve">1</w:t>
+      </w:r>
+      <w:r>
+        <w:t xml:space="preserve">0 (десять) процентов за каждый день просрочки</w:t>
+      </w:r>
+      <w:r>
+        <w:t xml:space="preserve">.</w:t>
+      </w:r>
+    </w:p>
+    <w:p>
+      <w:r>
+        <w:t xml:space="preserve">9.4. Контрольная запись: </w:t>
+      </w:r>
+      <w:r>
+        <w:t xml:space="preserve">не позднее 02.01.20</w:t>
+        <w:br/>
+        <w:t xml:space="preserve">25</w:t>
+      </w:r>
+      <w:r>
+        <w:t xml:space="preserve">.</w:t>
+      </w:r>
+    </w:p>
+    <w:p/>
+    <w:p/>
+    <w:p>
+      <w:r>
+        <w:rPr>
+          <w:b/>
+        </w:rPr>
+        <w:t xml:space="preserve">11. УСЛОВИЯ, ОФОРМЛЕННЫЕ СРЕДСТВАМИ РЕДАКТОРА</w:t>
+      </w:r>
+    </w:p>
+    <w:p>
+      <w:r>
+        <w:t xml:space="preserve">11.1. Срок (составное поле): </w:t>
+      </w:r>
+      <w:r>
+        <w:fldChar w:fldCharType="begin"/>
+      </w:r>
+      <w:r>
+        <w:instrText xml:space="preserve"> REF value \h </w:instrText>
+      </w:r>
+      <w:r>
+        <w:fldChar w:fldCharType="separate"/>
+      </w:r>
+      <w:r>
+        <w:t xml:space="preserve">не позднее 16.11.2026</w:t>
+      </w:r>
+      <w:r>
+        <w:fldChar w:fldCharType="end"/>
+      </w:r>
+      <w:r>
+        <w:t xml:space="preserve">.</w:t>
+      </w:r>
+    </w:p>
+    <w:p>
+      <w:r>
+        <w:rPr>
+          <w:b/>
+        </w:rPr>
+        <w:t xml:space="preserve">РЕКВИЗИТЫ И ПОДПИСИ СТОРОН</w:t>
+      </w:r>
+    </w:p>
+    <w:p/>
+    <w:tbl>
+      <w:tblPr>
+        <w:tblW w:w="9360" w:type="dxa"/>
+        <w:tblBorders>
+          <w:top w:val="single" w:sz="4" w:color="auto"/>
+          <w:left w:val="single" w:sz="4" w:color="auto"/>
+          <w:bottom w:val="single" w:sz="4" w:color="auto"/>
+          <w:right w:val="single" w:sz="4" w:color="auto"/>
+          <w:insideH w:val="single" w:sz="4" w:color="auto"/>
+          <w:insideV w:val="single" w:sz="4" w:color="auto"/>
+        </w:tblBorders>
+      </w:tblPr>
+      <w:tblGrid>
+        <w:gridCol w:w="4680"/>
+        <w:gridCol w:w="4680"/>
+      </w:tblGrid>
+      <w:tr>
+        <w:tc>
+          <w:tcPr>
+            <w:tcW w:w="4680" w:type="dxa"/>
+          </w:tcPr>
+          <w:p>
+            <w:r>
+              <w:rPr>
+                <w:b/>
+              </w:rPr>
+              <w:t xml:space="preserve">Подрядчик:</w:t>
+            </w:r>
+          </w:p>
+          <w:p>
+            <w:r>
+              <w:t xml:space="preserve">Индивидуальный предприниматель </w:t>
+            </w:r>
+            <w:r>
+              <w:t xml:space="preserve">Титова Ирина Алексеевна</w:t>
+            </w:r>
+          </w:p>
+          <w:p>
+            <w:r>
+              <w:t xml:space="preserve">Адрес регистрации: </w:t>
+            </w:r>
+            <w:r>
+              <w:t xml:space="preserve">420111, г. Казань, наб. Гагарина, д. 24, кв. 77</w:t>
+            </w:r>
+          </w:p>
+          <w:p>
+            <w:r>
+              <w:t xml:space="preserve">ИНН </w:t>
+            </w:r>
+            <w:r>
+              <w:t xml:space="preserve">787605178708</w:t>
+            </w:r>
+            <w:r>
+              <w:t xml:space="preserve"> ОГРНИП </w:t>
+            </w:r>
+            <w:r>
+              <w:t xml:space="preserve">381459803880535</w:t>
+            </w:r>
+          </w:p>
+          <w:p>
+            <w:r>
+              <w:t xml:space="preserve">р/с </w:t>
+            </w:r>
+            <w:r>
+              <w:t xml:space="preserve">40802810388026508360</w:t>
+            </w:r>
+            <w:r>
+              <w:t xml:space="preserve"> в ПАО «Банк «Санкт-Петербург»</w:t>
+            </w:r>
+            <w:r>
+              <w:t xml:space="preserve">, БИК </w:t>
+            </w:r>
+            <w:r>
+              <w:t xml:space="preserve">044030790</w:t>
+            </w:r>
+          </w:p>
+          <w:p>
+            <w:r>
+              <w:t xml:space="preserve">Тел.: </w:t>
+            </w:r>
+            <w:r>
+              <w:t xml:space="preserve">+7 (495) 354-40-40</w:t>
+            </w:r>
+          </w:p>
+          <w:p>
+            <w:r>
+              <w:t xml:space="preserve">E-mail: </w:t>
+            </w:r>
+            <w:r>
+              <w:t xml:space="preserve">titova@mail.ru</w:t>
+            </w:r>
+          </w:p>
+          <w:p/>
+          <w:p>
+            <w:r>
+              <w:t xml:space="preserve">ИП ______________ </w:t>
+            </w:r>
+            <w:r>
+              <w:t xml:space="preserve">Титова И. А.</w:t>
+            </w:r>
+          </w:p>
+        </w:tc>
+        <w:tc>
+          <w:tcPr>
+            <w:tcW w:w="4680" w:type="dxa"/>
+          </w:tcPr>
+          <w:p>
+            <w:r>
               <w:rPr>
                 <w:b/>
               </w:rPr>
@@ -698,7 +851,7 @@
               <w:t xml:space="preserve">Адрес регистрации: </w:t>
             </w:r>
             <w:r>
-              <w:t xml:space="preserve">141300, г. Сергиев Посад, просп. Советская, д. 61, кв. 174</w:t>
+              <w:t xml:space="preserve">630099, г. Новосибирск, проезд Тверская, д. 62, кв. 8</w:t>
             </w:r>
           </w:p>
           <w:p>
@@ -737,7 +890,7 @@
               <w:t xml:space="preserve">Тел.: </w:t>
             </w:r>
             <w:r>
-              <w:t xml:space="preserve">+7 (812) 329-99-30</w:t>
+              <w:t xml:space="preserve">+7 (499) 129-77-19</w:t>
             </w:r>
           </w:p>
           <w:p>
@@ -745,7 +898,7 @@
               <w:t xml:space="preserve">E-mail: </w:t>
             </w:r>
             <w:r>
-              <w:t xml:space="preserve">nikitina@yandex.ru</w:t>
+              <w:t xml:space="preserve">nikitina@inbox.ru</w:t>
             </w:r>
           </w:p>
           <w:p/>
@@ -805,13 +958,13 @@
       <w:t xml:space="preserve">Исполнитель документа: </w:t>
     </w:r>
     <w:r>
-      <w:t xml:space="preserve">Зайцев Е. В.</w:t>
+      <w:t xml:space="preserve">Лебедев В. А.</w:t>
     </w:r>
     <w:r>
       <w:t xml:space="preserve">, тел. </w:t>
     </w:r>
     <w:r>
-      <w:t xml:space="preserve">8(843)1313613</w:t>
+      <w:t xml:space="preserve">8(846)4366062</w:t>
     </w:r>
   </w:p>
 </w:ftr>
@@ -824,13 +977,13 @@
       <w:t xml:space="preserve">ИП Титова И. А. · </w:t>
     </w:r>
     <w:r>
-      <w:t xml:space="preserve">+7 (812) 190-41-40</w:t>
+      <w:t xml:space="preserve">+7 (812) 161-19-27</w:t>
     </w:r>
     <w:r>
       <w:t xml:space="preserve"> · </w:t>
     </w:r>
     <w:r>
-      <w:t xml:space="preserve">titova@gmail.com</w:t>
+      <w:t xml:space="preserve">titova@inbox.ru</w:t>
     </w:r>
   </w:p>
 </w:hdr>

--- a/tests/corpus_v2/docs/cx_works_0004.docx
+++ b/tests/corpus_v2/docs/cx_works_0004.docx
@@ -475,250 +475,34 @@
         </w:tc>
       </w:tr>
     </w:tbl>
-    <w:p/>
-    <w:p>
-      <w:r>
-        <w:rPr>
-          <w:b/>
-        </w:rPr>
-        <w:t xml:space="preserve">3. МЕСТО И СРОКИ ИСПОЛНЕНИЯ</w:t>
-      </w:r>
-    </w:p>
-    <w:p>
-      <w:r>
-        <w:t xml:space="preserve">3.1. Место исполнения обязательств: </w:t>
-      </w:r>
-      <w:r>
-        <w:t xml:space="preserve">143400, г. Красногорск, наб. Советская, д. 12, кв. 104</w:t>
-      </w:r>
-      <w:r>
-        <w:t xml:space="preserve">.</w:t>
-      </w:r>
-    </w:p>
-    <w:p>
-      <w:r>
-        <w:t xml:space="preserve">3.2. Уведомления направляются </w:t>
-      </w:r>
-      <w:r>
-        <w:t xml:space="preserve">Никитиной Елене Дмитриевне</w:t>
-      </w:r>
-      <w:r>
-        <w:t xml:space="preserve"> по телефону </w:t>
-      </w:r>
-      <w:r>
-        <w:t xml:space="preserve">+7 (812) 723-52-28</w:t>
-      </w:r>
-      <w:r>
-        <w:t xml:space="preserve">.</w:t>
-      </w:r>
-    </w:p>
-    <w:p>
-      <w:r>
-        <w:t xml:space="preserve">3.3. Срок исполнения обязательств — </w:t>
-      </w:r>
-      <w:r>
-        <w:t xml:space="preserve">в течение 30 (Тридцати) банковских дней с момента заключения контракта</w:t>
-      </w:r>
-      <w:r>
-        <w:t xml:space="preserve">.</w:t>
-      </w:r>
-    </w:p>
-    <w:p/>
-    <w:p>
-      <w:r>
-        <w:rPr>
-          <w:b/>
-        </w:rPr>
-        <w:t xml:space="preserve">4. ПРОЧИЕ УСЛОВИЯ</w:t>
-      </w:r>
-    </w:p>
-    <w:p>
-      <w:r>
-        <w:t xml:space="preserve">4.1. </w:t>
-      </w:r>
-      <w:r>
-        <w:t xml:space="preserve">Стороны несут ответственность за неисполнение или ненадлежащее исполнение обязательств в соответствии с законодательством Российской Федерации.</w:t>
-      </w:r>
-    </w:p>
-    <w:p>
-      <w:r>
-        <w:t xml:space="preserve">4.2. </w:t>
-      </w:r>
-      <w:r>
-        <w:t xml:space="preserve">Размер неустойки за нарушение сроков оплаты: </w:t>
-      </w:r>
-      <w:r>
-        <w:t xml:space="preserve">1/130 ключевой ставки ЦБ РФ от общей суммы счета</w:t>
-      </w:r>
-      <w:r>
-        <w:t xml:space="preserve">, но не более </w:t>
-      </w:r>
-      <w:r>
-        <w:t xml:space="preserve">0,05 (пять сотых процента) процента от цены Договора</w:t>
-      </w:r>
-      <w:r>
-        <w:t xml:space="preserve">. Предельный размер ответственности: </w:t>
-      </w:r>
-      <w:r>
-        <w:t xml:space="preserve">1/300 ключевой ставки ЦБ РФ от цены Договора</w:t>
-      </w:r>
-      <w:r>
-        <w:t xml:space="preserve">.</w:t>
-      </w:r>
-    </w:p>
-    <w:p>
-      <w:r>
-        <w:t xml:space="preserve">4.3. </w:t>
-      </w:r>
-      <w:r>
-        <w:t xml:space="preserve">Стороны освобождаются от ответственности при наступлении обстоятельств непреодолимой силы, если они прямо повлияли на исполнение обязательств.</w:t>
-      </w:r>
-    </w:p>
-    <w:p>
-      <w:r>
-        <w:t xml:space="preserve">4.4. </w:t>
-      </w:r>
-      <w:r>
-        <w:t xml:space="preserve">Сторона, для которой создалась невозможность исполнения, обязана уведомить другую Сторону. Срок уведомления — </w:t>
-      </w:r>
-      <w:r>
-        <w:t xml:space="preserve">не позднее 07.12.2026</w:t>
-      </w:r>
-      <w:r>
-        <w:t xml:space="preserve">.</w:t>
-      </w:r>
-    </w:p>
-    <w:p>
-      <w:r>
-        <w:t xml:space="preserve">4.5. </w:t>
-      </w:r>
-      <w:r>
-        <w:t xml:space="preserve">Все споры и разногласия решаются путём переговоров. Претензионный порядок обязателен, срок ответа на претензию — </w:t>
-      </w:r>
-      <w:r>
-        <w:t xml:space="preserve">в течение 14 дней с даты подписания Сторонами акта сдачи-приемки оказанных услуг</w:t>
-      </w:r>
-      <w:r>
-        <w:t xml:space="preserve">.</w:t>
-      </w:r>
-    </w:p>
-    <w:p/>
-    <w:p/>
-    <w:p/>
-    <w:p>
-      <w:r>
-        <w:rPr>
-          <w:b/>
-        </w:rPr>
-        <w:t xml:space="preserve">9. КОНТРОЛЬНЫЕ ВЕЛИЧИНЫ</w:t>
-      </w:r>
-    </w:p>
-    <w:p>
-      <w:r>
-        <w:t xml:space="preserve">9.1. Контрольная запись: </w:t>
-      </w:r>
-      <w:r>
-        <w:rPr>
-          <w:b/>
-        </w:rPr>
-        <w:t xml:space="preserve">11Ф-67</w:t>
-      </w:r>
-      <w:r>
-        <w:t xml:space="preserve">750/15-487Д</w:t>
-      </w:r>
-      <w:r>
-        <w:t xml:space="preserve">.</w:t>
-      </w:r>
-    </w:p>
-    <w:p>
-      <w:r>
-        <w:t xml:space="preserve">9.2. Контрольная запись: </w:t>
-      </w:r>
-      <w:r>
-        <w:rPr>
-          <w:b/>
-        </w:rPr>
-        <w:t xml:space="preserve">7 3</w:t>
-      </w:r>
-      <w:r>
-        <w:t xml:space="preserve">00 000,41 (семь миллионов триста тысяч) ₽</w:t>
-      </w:r>
-      <w:r>
-        <w:t xml:space="preserve">.</w:t>
-      </w:r>
-    </w:p>
-    <w:p>
-      <w:r>
-        <w:t xml:space="preserve">9.3. Контрольная запись: </w:t>
-      </w:r>
-      <w:r>
-        <w:rPr>
-          <w:b/>
-        </w:rPr>
-        <w:t xml:space="preserve">1</w:t>
-      </w:r>
-      <w:r>
-        <w:t xml:space="preserve">0 (десять) процентов за каждый день просрочки</w:t>
-      </w:r>
-      <w:r>
-        <w:t xml:space="preserve">.</w:t>
-      </w:r>
-    </w:p>
-    <w:p>
-      <w:r>
-        <w:t xml:space="preserve">9.4. Контрольная запись: </w:t>
-      </w:r>
-      <w:r>
-        <w:t xml:space="preserve">не позднее 02.01.20</w:t>
-        <w:br/>
-        <w:t xml:space="preserve">25</w:t>
-      </w:r>
-      <w:r>
-        <w:t xml:space="preserve">.</w:t>
-      </w:r>
-    </w:p>
-    <w:p/>
-    <w:p/>
-    <w:p>
-      <w:r>
-        <w:rPr>
-          <w:b/>
-        </w:rPr>
-        <w:t xml:space="preserve">11. УСЛОВИЯ, ОФОРМЛЕННЫЕ СРЕДСТВАМИ РЕДАКТОРА</w:t>
-      </w:r>
-    </w:p>
-    <w:p>
-      <w:r>
-        <w:t xml:space="preserve">11.1. Срок (составное поле): </w:t>
-      </w:r>
-      <w:r>
-        <w:fldChar w:fldCharType="begin"/>
-      </w:r>
-      <w:r>
-        <w:instrText xml:space="preserve"> REF value \h </w:instrText>
-      </w:r>
-      <w:r>
-        <w:fldChar w:fldCharType="separate"/>
-      </w:r>
-      <w:r>
-        <w:t xml:space="preserve">не позднее 16.11.2026</w:t>
-      </w:r>
-      <w:r>
-        <w:fldChar w:fldCharType="end"/>
-      </w:r>
-      <w:r>
-        <w:t xml:space="preserve">.</w:t>
-      </w:r>
-    </w:p>
-    <w:p>
-      <w:r>
-        <w:rPr>
-          <w:b/>
-        </w:rPr>
-        <w:t xml:space="preserve">РЕКВИЗИТЫ И ПОДПИСИ СТОРОН</w:t>
-      </w:r>
-    </w:p>
-    <w:p/>
+    <w:p>
+      <w:r>
+        <w:t xml:space="preserve">2.8. </w:t>
+      </w:r>
+      <w:r>
+        <w:t xml:space="preserve">Платёж по налогу перечисляется на код бюджетной классификации </w:t>
+      </w:r>
+      <w:r>
+        <w:t xml:space="preserve">182 101 010 110 110 001 10</w:t>
+      </w:r>
+      <w:r>
+        <w:t xml:space="preserve">, получатель — территориальный орган Федерального казначейства.</w:t>
+      </w:r>
+    </w:p>
+    <w:p>
+      <w:r>
+        <w:t xml:space="preserve">2.9. </w:t>
+      </w:r>
+      <w:r>
+        <w:t xml:space="preserve">Полномочия подтверждаются свидетельством о рождении, выдано </w:t>
+      </w:r>
+      <w:r>
+        <w:t xml:space="preserve">25.01.2020</w:t>
+      </w:r>
+      <w:r>
+        <w:t xml:space="preserve"> отделом ЗАГС.</w:t>
+      </w:r>
+    </w:p>
     <w:tbl>
       <w:tblPr>
         <w:tblW w:w="9360" w:type="dxa"/>
@@ -742,6 +526,309 @@
           </w:tcPr>
           <w:p>
             <w:r>
+              <w:t xml:space="preserve">3</w:t>
+            </w:r>
+          </w:p>
+        </w:tc>
+        <w:tc>
+          <w:tcPr>
+            <w:tcW w:w="4680" w:type="dxa"/>
+          </w:tcPr>
+          <w:p>
+            <w:r>
+              <w:t xml:space="preserve">РУБ.</w:t>
+            </w:r>
+          </w:p>
+        </w:tc>
+      </w:tr>
+    </w:tbl>
+    <w:p>
+      <w:r>
+        <w:t xml:space="preserve">2.10. </w:t>
+      </w:r>
+      <w:r>
+        <w:t xml:space="preserve">Поставке подлежит насос модели </w:t>
+      </w:r>
+      <w:r>
+        <w:t xml:space="preserve">ЭЦВ-6-10-80h</w:t>
+      </w:r>
+      <w:r>
+        <w:t xml:space="preserve"> и кабель марки </w:t>
+      </w:r>
+      <w:r>
+        <w:t xml:space="preserve">ВВГнг(А)-LSt</w:t>
+      </w:r>
+      <w:r>
+        <w:t xml:space="preserve">.</w:t>
+      </w:r>
+    </w:p>
+    <w:p/>
+    <w:p>
+      <w:r>
+        <w:rPr>
+          <w:b/>
+        </w:rPr>
+        <w:t xml:space="preserve">3. МЕСТО И СРОКИ ИСПОЛНЕНИЯ</w:t>
+      </w:r>
+    </w:p>
+    <w:p>
+      <w:r>
+        <w:t xml:space="preserve">3.1. Место исполнения обязательств: </w:t>
+      </w:r>
+      <w:r>
+        <w:t xml:space="preserve">620014, г. Екатеринбург, ш. Октябрьская, д. 43, кв. 38</w:t>
+      </w:r>
+      <w:r>
+        <w:t xml:space="preserve">.</w:t>
+      </w:r>
+    </w:p>
+    <w:p>
+      <w:r>
+        <w:t xml:space="preserve">3.2. Уведомления направляются </w:t>
+      </w:r>
+      <w:r>
+        <w:t xml:space="preserve">Никитиной Елене Дмитриевне</w:t>
+      </w:r>
+      <w:r>
+        <w:t xml:space="preserve"> по телефону </w:t>
+      </w:r>
+      <w:r>
+        <w:t xml:space="preserve">+7 (843) 316-60-49</w:t>
+      </w:r>
+      <w:r>
+        <w:t xml:space="preserve">.</w:t>
+      </w:r>
+    </w:p>
+    <w:p>
+      <w:r>
+        <w:t xml:space="preserve">3.3. Срок исполнения обязательств — </w:t>
+      </w:r>
+      <w:r>
+        <w:t xml:space="preserve">в течение 5 (Пяти) банковских дней с момента заключения контракта</w:t>
+      </w:r>
+      <w:r>
+        <w:t xml:space="preserve">.</w:t>
+      </w:r>
+    </w:p>
+    <w:p/>
+    <w:p>
+      <w:r>
+        <w:rPr>
+          <w:b/>
+        </w:rPr>
+        <w:t xml:space="preserve">4. ПРОЧИЕ УСЛОВИЯ</w:t>
+      </w:r>
+    </w:p>
+    <w:p>
+      <w:r>
+        <w:t xml:space="preserve">4.1. </w:t>
+      </w:r>
+      <w:r>
+        <w:t xml:space="preserve">Стороны несут ответственность за неисполнение или ненадлежащее исполнение обязательств в соответствии с законодательством Российской Федерации.</w:t>
+      </w:r>
+    </w:p>
+    <w:p>
+      <w:r>
+        <w:t xml:space="preserve">4.2. </w:t>
+      </w:r>
+      <w:r>
+        <w:t xml:space="preserve">Размер неустойки за нарушение сроков оплаты: </w:t>
+      </w:r>
+      <w:r>
+        <w:t xml:space="preserve">1/130 ключевой ставки ЦБ РФ от общей суммы счета</w:t>
+      </w:r>
+      <w:r>
+        <w:t xml:space="preserve">, но не более </w:t>
+      </w:r>
+      <w:r>
+        <w:t xml:space="preserve">0,05 (пять сотых процента) процента от цены Договора</w:t>
+      </w:r>
+      <w:r>
+        <w:t xml:space="preserve">. Предельный размер ответственности: </w:t>
+      </w:r>
+      <w:r>
+        <w:t xml:space="preserve">1/300 ключевой ставки ЦБ РФ от цены Договора</w:t>
+      </w:r>
+      <w:r>
+        <w:t xml:space="preserve">.</w:t>
+      </w:r>
+    </w:p>
+    <w:p>
+      <w:r>
+        <w:t xml:space="preserve">4.3. </w:t>
+      </w:r>
+      <w:r>
+        <w:t xml:space="preserve">Стороны освобождаются от ответственности при наступлении обстоятельств непреодолимой силы, если они прямо повлияли на исполнение обязательств.</w:t>
+      </w:r>
+    </w:p>
+    <w:p>
+      <w:r>
+        <w:t xml:space="preserve">4.4. </w:t>
+      </w:r>
+      <w:r>
+        <w:t xml:space="preserve">Сторона, для которой создалась невозможность исполнения, обязана уведомить другую Сторону. Срок уведомления — </w:t>
+      </w:r>
+      <w:r>
+        <w:t xml:space="preserve">не позднее 26.09.2025</w:t>
+      </w:r>
+      <w:r>
+        <w:t xml:space="preserve">.</w:t>
+      </w:r>
+    </w:p>
+    <w:p>
+      <w:r>
+        <w:t xml:space="preserve">4.5. </w:t>
+      </w:r>
+      <w:r>
+        <w:t xml:space="preserve">Все споры и разногласия решаются путём переговоров. Претензионный порядок обязателен, срок ответа на претензию — </w:t>
+      </w:r>
+      <w:r>
+        <w:t xml:space="preserve">в течение 45 дней с даты подписания Сторонами акта сдачи-приемки оказанных услуг</w:t>
+      </w:r>
+      <w:r>
+        <w:t xml:space="preserve">.</w:t>
+      </w:r>
+    </w:p>
+    <w:p/>
+    <w:p/>
+    <w:p/>
+    <w:p>
+      <w:r>
+        <w:rPr>
+          <w:b/>
+        </w:rPr>
+        <w:t xml:space="preserve">9. КОНТРОЛЬНЫЕ ВЕЛИЧИНЫ</w:t>
+      </w:r>
+    </w:p>
+    <w:p>
+      <w:r>
+        <w:t xml:space="preserve">9.1. Контрольная запись: </w:t>
+      </w:r>
+      <w:r>
+        <w:rPr>
+          <w:b/>
+        </w:rPr>
+        <w:t xml:space="preserve">13Ф-50</w:t>
+      </w:r>
+      <w:r>
+        <w:t xml:space="preserve">417/11-998Д</w:t>
+      </w:r>
+      <w:r>
+        <w:t xml:space="preserve">.</w:t>
+      </w:r>
+    </w:p>
+    <w:p>
+      <w:r>
+        <w:t xml:space="preserve">9.2. Контрольная запись: </w:t>
+      </w:r>
+      <w:r>
+        <w:rPr>
+          <w:b/>
+        </w:rPr>
+        <w:t xml:space="preserve">2</w:t>
+      </w:r>
+      <w:r>
+        <w:t xml:space="preserve">70 000,42 (двести семьдесят тысяч) ₽</w:t>
+      </w:r>
+      <w:r>
+        <w:t xml:space="preserve">.</w:t>
+      </w:r>
+    </w:p>
+    <w:p>
+      <w:r>
+        <w:t xml:space="preserve">9.3. Контрольная запись: </w:t>
+      </w:r>
+      <w:r>
+        <w:rPr>
+          <w:b/>
+        </w:rPr>
+        <w:t xml:space="preserve">2</w:t>
+      </w:r>
+      <w:r>
+        <w:t xml:space="preserve">1% от стоимости неоплаченных работ</w:t>
+      </w:r>
+      <w:r>
+        <w:t xml:space="preserve">.</w:t>
+      </w:r>
+    </w:p>
+    <w:p>
+      <w:r>
+        <w:t xml:space="preserve">9.4. Контрольная запись: </w:t>
+      </w:r>
+      <w:r>
+        <w:t xml:space="preserve">не позднее 16.11.20</w:t>
+        <w:br/>
+        <w:t xml:space="preserve">26</w:t>
+      </w:r>
+      <w:r>
+        <w:t xml:space="preserve">.</w:t>
+      </w:r>
+    </w:p>
+    <w:p/>
+    <w:p/>
+    <w:p>
+      <w:r>
+        <w:rPr>
+          <w:b/>
+        </w:rPr>
+        <w:t xml:space="preserve">11. УСЛОВИЯ, ОФОРМЛЕННЫЕ СРЕДСТВАМИ РЕДАКТОРА</w:t>
+      </w:r>
+    </w:p>
+    <w:p>
+      <w:r>
+        <w:t xml:space="preserve">11.1. Срок (составное поле): </w:t>
+      </w:r>
+      <w:r>
+        <w:fldChar w:fldCharType="begin"/>
+      </w:r>
+      <w:r>
+        <w:instrText xml:space="preserve"> REF value \h </w:instrText>
+      </w:r>
+      <w:r>
+        <w:fldChar w:fldCharType="separate"/>
+      </w:r>
+      <w:r>
+        <w:t xml:space="preserve">не позднее 08.12.2025</w:t>
+      </w:r>
+      <w:r>
+        <w:fldChar w:fldCharType="end"/>
+      </w:r>
+      <w:r>
+        <w:t xml:space="preserve">.</w:t>
+      </w:r>
+    </w:p>
+    <w:p>
+      <w:r>
+        <w:rPr>
+          <w:b/>
+        </w:rPr>
+        <w:t xml:space="preserve">РЕКВИЗИТЫ И ПОДПИСИ СТОРОН</w:t>
+      </w:r>
+    </w:p>
+    <w:p/>
+    <w:tbl>
+      <w:tblPr>
+        <w:tblW w:w="9360" w:type="dxa"/>
+        <w:tblBorders>
+          <w:top w:val="single" w:sz="4" w:color="auto"/>
+          <w:left w:val="single" w:sz="4" w:color="auto"/>
+          <w:bottom w:val="single" w:sz="4" w:color="auto"/>
+          <w:right w:val="single" w:sz="4" w:color="auto"/>
+          <w:insideH w:val="single" w:sz="4" w:color="auto"/>
+          <w:insideV w:val="single" w:sz="4" w:color="auto"/>
+        </w:tblBorders>
+      </w:tblPr>
+      <w:tblGrid>
+        <w:gridCol w:w="4680"/>
+        <w:gridCol w:w="4680"/>
+      </w:tblGrid>
+      <w:tr>
+        <w:tc>
+          <w:tcPr>
+            <w:tcW w:w="4680" w:type="dxa"/>
+          </w:tcPr>
+          <w:p>
+            <w:r>
               <w:rPr>
                 <w:b/>
               </w:rPr>
@@ -761,7 +848,7 @@
               <w:t xml:space="preserve">Адрес регистрации: </w:t>
             </w:r>
             <w:r>
-              <w:t xml:space="preserve">420111, г. Казань, наб. Гагарина, д. 24, кв. 77</w:t>
+              <w:t xml:space="preserve">614000, г. Пермь, проезд Гагарина, д. 39, кв. 23</w:t>
             </w:r>
           </w:p>
           <w:p>
@@ -800,7 +887,7 @@
               <w:t xml:space="preserve">Тел.: </w:t>
             </w:r>
             <w:r>
-              <w:t xml:space="preserve">+7 (495) 354-40-40</w:t>
+              <w:t xml:space="preserve">+7 (499) 903-40-40</w:t>
             </w:r>
           </w:p>
           <w:p>

--- a/tests/corpus_v2/docs/cx_works_0004.docx
+++ b/tests/corpus_v2/docs/cx_works_0004.docx
@@ -146,7 +146,102 @@
         <w:t xml:space="preserve">Гарантийный срок на результат работ — </w:t>
       </w:r>
       <w:r>
-        <w:t xml:space="preserve">в течение 30 календарных дней</w:t>
+        <w:t xml:space="preserve">в течение 5 календарных дней</w:t>
+      </w:r>
+      <w:r>
+        <w:t xml:space="preserve">.</w:t>
+      </w:r>
+    </w:p>
+    <w:p>
+      <w:r>
+        <w:t xml:space="preserve">1.5. </w:t>
+      </w:r>
+      <w:r>
+        <w:t xml:space="preserve">Отгрузка оформляется товарной накладной № </w:t>
+      </w:r>
+      <w:r>
+        <w:t xml:space="preserve">048457644</w:t>
+      </w:r>
+      <w:r>
+        <w:t xml:space="preserve">. Номенклатурный номер позиции — </w:t>
+      </w:r>
+      <w:r>
+        <w:t xml:space="preserve">048041669</w:t>
+      </w:r>
+      <w:r>
+        <w:t xml:space="preserve">. Изделию присвоен заводской номер </w:t>
+      </w:r>
+      <w:r>
+        <w:t xml:space="preserve">040126751</w:t>
+      </w:r>
+      <w:r>
+        <w:t xml:space="preserve">.</w:t>
+      </w:r>
+    </w:p>
+    <w:p>
+      <w:r>
+        <w:t xml:space="preserve">1.6. </w:t>
+      </w:r>
+      <w:r>
+        <w:t xml:space="preserve">Целевые средства перечисляются по коду цели </w:t>
+      </w:r>
+      <w:r>
+        <w:t xml:space="preserve">047476840</w:t>
+      </w:r>
+      <w:r>
+        <w:t xml:space="preserve"> согласно приказу Минфина России № 157н. </w:t>
+      </w:r>
+      <w:r>
+        <w:t xml:space="preserve">БИК будет сообщён дополнительно, номер заявки — </w:t>
+      </w:r>
+      <w:r>
+        <w:t xml:space="preserve">045961812</w:t>
+      </w:r>
+      <w:r>
+        <w:t xml:space="preserve">.</w:t>
+      </w:r>
+    </w:p>
+    <w:p>
+      <w:r>
+        <w:t xml:space="preserve">1.7. </w:t>
+      </w:r>
+      <w:r>
+        <w:t xml:space="preserve">Учёт потребления ведётся по лицевому счёту </w:t>
+      </w:r>
+      <w:r>
+        <w:t xml:space="preserve">86059984461</w:t>
+      </w:r>
+      <w:r>
+        <w:t xml:space="preserve">. Спецификация зарегистрирована за номером </w:t>
+      </w:r>
+      <w:r>
+        <w:t xml:space="preserve">84045949596</w:t>
+      </w:r>
+      <w:r>
+        <w:t xml:space="preserve">. Счётчик имеет заводской номер </w:t>
+      </w:r>
+      <w:r>
+        <w:t xml:space="preserve">86783717497</w:t>
+      </w:r>
+      <w:r>
+        <w:t xml:space="preserve">.</w:t>
+      </w:r>
+    </w:p>
+    <w:p>
+      <w:r>
+        <w:t xml:space="preserve">1.8. </w:t>
+      </w:r>
+      <w:r>
+        <w:t xml:space="preserve">Регистрационная запись в реестре — </w:t>
+      </w:r>
+      <w:r>
+        <w:t xml:space="preserve">81358039931</w:t>
+      </w:r>
+      <w:r>
+        <w:t xml:space="preserve">, как предусмотрено пунктом 2 статьи 434 Гражданского кодекса Российской Федерации. Уведомление о регистрации имеет исходящий № </w:t>
+      </w:r>
+      <w:r>
+        <w:t xml:space="preserve">81563629521</w:t>
       </w:r>
       <w:r>
         <w:t xml:space="preserve">.</w:t>
@@ -166,7 +261,7 @@
         <w:t xml:space="preserve">2.1. Общая цена Договора: </w:t>
       </w:r>
       <w:r>
-        <w:t xml:space="preserve">5 260 000 руб. 5 коп.</w:t>
+        <w:t xml:space="preserve">9 180 000 руб. 0 коп.</w:t>
       </w:r>
       <w:r>
         <w:t xml:space="preserve">, в том числе НДС</w:t>
@@ -191,7 +286,7 @@
         <w:t xml:space="preserve">2.3. Срок оплаты — </w:t>
       </w:r>
       <w:r>
-        <w:t xml:space="preserve">в течение сорока пяти банковских дней со дня предъявления требования</w:t>
+        <w:t xml:space="preserve">в течение трех банковских дней со дня предъявления требования</w:t>
       </w:r>
       <w:r>
         <w:t xml:space="preserve">.</w:t>
@@ -211,7 +306,7 @@
         <w:t xml:space="preserve">, артикул </w:t>
       </w:r>
       <w:r>
-        <w:t xml:space="preserve">RM-9781-86</w:t>
+        <w:t xml:space="preserve">RM-2265-27</w:t>
       </w:r>
       <w:r>
         <w:t xml:space="preserve">, код </w:t>
@@ -271,49 +366,49 @@
         <w:t xml:space="preserve">. Товар отгружается с сопроводительным документом паспорт качества № </w:t>
       </w:r>
       <w:r>
-        <w:t xml:space="preserve">01 07 839612</w:t>
+        <w:t xml:space="preserve">50 06 241408</w:t>
       </w:r>
       <w:r>
         <w:t xml:space="preserve">. К партии приложен паспорт изделия № </w:t>
       </w:r>
       <w:r>
-        <w:t xml:space="preserve">58 19 655705</w:t>
+        <w:t xml:space="preserve">69 07 734421</w:t>
       </w:r>
       <w:r>
         <w:t xml:space="preserve">. Оборудование поставляется с паспортом транспортного средства № </w:t>
       </w:r>
       <w:r>
-        <w:t xml:space="preserve">46 22 430913</w:t>
+        <w:t xml:space="preserve">43 13 427645</w:t>
       </w:r>
       <w:r>
         <w:t xml:space="preserve">. Приёмка производится согласно техническому паспорту </w:t>
       </w:r>
       <w:r>
-        <w:t xml:space="preserve">56 14 987781</w:t>
+        <w:t xml:space="preserve">83 11 190201</w:t>
       </w:r>
       <w:r>
         <w:t xml:space="preserve">. СНИЛС не указан, номер заказа </w:t>
       </w:r>
       <w:r>
-        <w:t xml:space="preserve">192-311-071 74</w:t>
+        <w:t xml:space="preserve">962-133-448 79</w:t>
       </w:r>
       <w:r>
         <w:t xml:space="preserve">. Дата рождения не проставлена, документ выдан </w:t>
       </w:r>
       <w:r>
-        <w:t xml:space="preserve">11.09.2020</w:t>
+        <w:t xml:space="preserve">28.09.2015</w:t>
       </w:r>
       <w:r>
         <w:t xml:space="preserve">. Код подразделения, см. артикул </w:t>
       </w:r>
       <w:r>
-        <w:t xml:space="preserve">060-034</w:t>
+        <w:t xml:space="preserve">187-886</w:t>
       </w:r>
       <w:r>
         <w:t xml:space="preserve">. Цена — </w:t>
       </w:r>
       <w:r>
-        <w:t xml:space="preserve">не менее 382 000 (Трёхсот восьмидесяти двух тысяч) руб. 00 копеек</w:t>
+        <w:t xml:space="preserve">не менее 5 500 000 (Пяти миллионов пятисот тысяч) руб. 00 копеек</w:t>
       </w:r>
       <w:r>
         <w:t xml:space="preserve">, НДС не облагается</w:t>
@@ -330,25 +425,25 @@
         <w:t xml:space="preserve">Товар маркирован штрихкодом </w:t>
       </w:r>
       <w:r>
-        <w:t xml:space="preserve">4603762564954</w:t>
+        <w:t xml:space="preserve">4607298498284</w:t>
       </w:r>
       <w:r>
         <w:t xml:space="preserve">. Код контрагента по ОКПО — </w:t>
       </w:r>
       <w:r>
-        <w:t xml:space="preserve">3405510445</w:t>
+        <w:t xml:space="preserve">0080864248</w:t>
       </w:r>
       <w:r>
         <w:t xml:space="preserve">. Оборудование учтено под инвентарным номером </w:t>
       </w:r>
       <w:r>
-        <w:t xml:space="preserve">042815192</w:t>
+        <w:t xml:space="preserve">045230934</w:t>
       </w:r>
       <w:r>
         <w:t xml:space="preserve">, складской позиции присвоен номер </w:t>
       </w:r>
       <w:r>
-        <w:t xml:space="preserve">406293866</w:t>
+        <w:t xml:space="preserve">979797723</w:t>
       </w:r>
       <w:r>
         <w:t xml:space="preserve">.</w:t>
@@ -362,19 +457,19 @@
         <w:t xml:space="preserve">Оплата по счёту-фактуре на КБК </w:t>
       </w:r>
       <w:r>
-        <w:t xml:space="preserve">18210101011011000184</w:t>
+        <w:t xml:space="preserve">18210101011011000194</w:t>
       </w:r>
       <w:r>
         <w:t xml:space="preserve">. ИНН не присвоен, регистрационный № </w:t>
       </w:r>
       <w:r>
-        <w:t xml:space="preserve">4593655188</w:t>
+        <w:t xml:space="preserve">5178164691</w:t>
       </w:r>
       <w:r>
         <w:t xml:space="preserve">. ИНН не присвоен, платёжный документ № </w:t>
       </w:r>
       <w:r>
-        <w:t xml:space="preserve">109550425969</w:t>
+        <w:t xml:space="preserve">751927062299</w:t>
       </w:r>
       <w:r>
         <w:t xml:space="preserve">. Заказчик действует в лице </w:t>
@@ -394,13 +489,13 @@
         <w:t xml:space="preserve">Массовая доля влаги в товаре — </w:t>
       </w:r>
       <w:r>
-        <w:t xml:space="preserve">не более 15 %</w:t>
+        <w:t xml:space="preserve">не более 11 %</w:t>
       </w:r>
       <w:r>
         <w:t xml:space="preserve">. Товар подлежит хранению </w:t>
       </w:r>
       <w:r>
-        <w:t xml:space="preserve">в течение 24 часов</w:t>
+        <w:t xml:space="preserve">в течение 12 часов</w:t>
       </w:r>
       <w:r>
         <w:t xml:space="preserve"> при температуре не выше +4 °C. Срок исковой давности по требованиям, вытекающим из Договора, составляет </w:t>
@@ -469,7 +564,7 @@
           </w:tcPr>
           <w:p>
             <w:r>
-              <w:t xml:space="preserve">5443157937</w:t>
+              <w:t xml:space="preserve">0513651074</w:t>
             </w:r>
           </w:p>
         </w:tc>
@@ -497,7 +592,7 @@
         <w:t xml:space="preserve">Полномочия подтверждаются свидетельством о рождении, выдано </w:t>
       </w:r>
       <w:r>
-        <w:t xml:space="preserve">25.01.2020</w:t>
+        <w:t xml:space="preserve">05.01.2023</w:t>
       </w:r>
       <w:r>
         <w:t xml:space="preserve"> отделом ЗАГС.</w:t>
@@ -526,7 +621,7 @@
           </w:tcPr>
           <w:p>
             <w:r>
-              <w:t xml:space="preserve">3</w:t>
+              <w:t xml:space="preserve">8</w:t>
             </w:r>
           </w:p>
         </w:tc>
@@ -576,7 +671,7 @@
         <w:t xml:space="preserve">3.1. Место исполнения обязательств: </w:t>
       </w:r>
       <w:r>
-        <w:t xml:space="preserve">620014, г. Екатеринбург, ш. Октябрьская, д. 43, кв. 38</w:t>
+        <w:t xml:space="preserve">630099, г. Новосибирск, бул. Строителей, д. 24, кв. 167</w:t>
       </w:r>
       <w:r>
         <w:t xml:space="preserve">.</w:t>
@@ -593,7 +688,7 @@
         <w:t xml:space="preserve"> по телефону </w:t>
       </w:r>
       <w:r>
-        <w:t xml:space="preserve">+7 (843) 316-60-49</w:t>
+        <w:t xml:space="preserve">+7 (383) 430-86-42</w:t>
       </w:r>
       <w:r>
         <w:t xml:space="preserve">.</w:t>
@@ -604,7 +699,111 @@
         <w:t xml:space="preserve">3.3. Срок исполнения обязательств — </w:t>
       </w:r>
       <w:r>
-        <w:t xml:space="preserve">в течение 5 (Пяти) банковских дней с момента заключения контракта</w:t>
+        <w:t xml:space="preserve">в течение 14 (Четырнадцати) банковских дней с момента заключения контракта</w:t>
+      </w:r>
+      <w:r>
+        <w:t xml:space="preserve">.</w:t>
+      </w:r>
+    </w:p>
+    <w:p>
+      <w:r>
+        <w:t xml:space="preserve">3.4. </w:t>
+      </w:r>
+      <w:r>
+        <w:t xml:space="preserve">Оплата производится за счёт бюджетных средств, КБК </w:t>
+      </w:r>
+      <w:r>
+        <w:t xml:space="preserve">18207600244745580378</w:t>
+      </w:r>
+      <w:r>
+        <w:t xml:space="preserve">. Показания счётчика снимаются по прибору с заводским номером </w:t>
+      </w:r>
+      <w:r>
+        <w:t xml:space="preserve">39976483788131410053</w:t>
+      </w:r>
+      <w:r>
+        <w:t xml:space="preserve">.</w:t>
+      </w:r>
+    </w:p>
+    <w:p>
+      <w:r>
+        <w:t xml:space="preserve">3.5. </w:t>
+      </w:r>
+      <w:r>
+        <w:t xml:space="preserve">Счёт на оплату содержит УИН </w:t>
+      </w:r>
+      <w:r>
+        <w:t xml:space="preserve">18209210525522491181</w:t>
+      </w:r>
+      <w:r>
+        <w:t xml:space="preserve">. Счёт-проформа к настоящему Договору имеет номер </w:t>
+      </w:r>
+      <w:r>
+        <w:t xml:space="preserve">77671615810206053802</w:t>
+      </w:r>
+      <w:r>
+        <w:t xml:space="preserve">. Очерёдность списания со счёта определяется статьёй 855 Гражданского кодекса Российской Федерации, код вида дохода — </w:t>
+      </w:r>
+      <w:r>
+        <w:t xml:space="preserve">18210570488909307216</w:t>
+      </w:r>
+      <w:r>
+        <w:t xml:space="preserve">.</w:t>
+      </w:r>
+    </w:p>
+    <w:p>
+      <w:r>
+        <w:t xml:space="preserve">3.6. </w:t>
+      </w:r>
+      <w:r>
+        <w:t xml:space="preserve">ИНН иностранного контрагента не присваивается; номер записи в торговом реестре — </w:t>
+      </w:r>
+      <w:r>
+        <w:t xml:space="preserve">6322245144</w:t>
+      </w:r>
+      <w:r>
+        <w:t xml:space="preserve">. ИНН указан в приложении, номер спецификации </w:t>
+      </w:r>
+      <w:r>
+        <w:t xml:space="preserve">8755115250</w:t>
+      </w:r>
+      <w:r>
+        <w:t xml:space="preserve">. ИНН присваивается в порядке статьи 84 Налогового кодекса Российской Федерации; номер решения о постановке на учёт — </w:t>
+      </w:r>
+      <w:r>
+        <w:t xml:space="preserve">6036284048</w:t>
+      </w:r>
+      <w:r>
+        <w:t xml:space="preserve">.</w:t>
+      </w:r>
+    </w:p>
+    <w:p>
+      <w:r>
+        <w:t xml:space="preserve">3.7. </w:t>
+      </w:r>
+      <w:r>
+        <w:t xml:space="preserve">Регистрационный номер партии товара — </w:t>
+      </w:r>
+      <w:r>
+        <w:t xml:space="preserve">1421779236</w:t>
+      </w:r>
+      <w:r>
+        <w:t xml:space="preserve">. Содержание примеси не превышает </w:t>
+      </w:r>
+      <w:r>
+        <w:t xml:space="preserve">0,7 %</w:t>
+      </w:r>
+      <w:r>
+        <w:t xml:space="preserve">. Допустимая погрешность прибора — </w:t>
+      </w:r>
+      <w:r>
+        <w:t xml:space="preserve">0,2 %</w:t>
+      </w:r>
+      <w:r>
+        <w:t xml:space="preserve">. Оборудованию присвоен заводской номер </w:t>
+      </w:r>
+      <w:r>
+        <w:t xml:space="preserve">4052296866</w:t>
       </w:r>
       <w:r>
         <w:t xml:space="preserve">.</w:t>
@@ -669,7 +868,7 @@
         <w:t xml:space="preserve">Сторона, для которой создалась невозможность исполнения, обязана уведомить другую Сторону. Срок уведомления — </w:t>
       </w:r>
       <w:r>
-        <w:t xml:space="preserve">не позднее 26.09.2025</w:t>
+        <w:t xml:space="preserve">не позднее 18.05.2026</w:t>
       </w:r>
       <w:r>
         <w:t xml:space="preserve">.</w:t>
@@ -683,7 +882,125 @@
         <w:t xml:space="preserve">Все споры и разногласия решаются путём переговоров. Претензионный порядок обязателен, срок ответа на претензию — </w:t>
       </w:r>
       <w:r>
-        <w:t xml:space="preserve">в течение 45 дней с даты подписания Сторонами акта сдачи-приемки оказанных услуг</w:t>
+        <w:t xml:space="preserve">в течение 30 дней с даты подписания Сторонами акта сдачи-приемки оказанных услуг</w:t>
+      </w:r>
+      <w:r>
+        <w:t xml:space="preserve">.</w:t>
+      </w:r>
+    </w:p>
+    <w:p>
+      <w:r>
+        <w:t xml:space="preserve">4.6. </w:t>
+      </w:r>
+      <w:r>
+        <w:t xml:space="preserve">ИНН физического лица отсутствует, лицевой счёт абонента </w:t>
+      </w:r>
+      <w:r>
+        <w:t xml:space="preserve">421338421959</w:t>
+      </w:r>
+      <w:r>
+        <w:t xml:space="preserve">. ИНН указан в приложении; номенклатурный код позиции — </w:t>
+      </w:r>
+      <w:r>
+        <w:t xml:space="preserve">669903569795</w:t>
+      </w:r>
+      <w:r>
+        <w:t xml:space="preserve">. Обработка ИНН ведётся по статье 86 Налогового кодекса Российской Федерации, запрос № </w:t>
+      </w:r>
+      <w:r>
+        <w:t xml:space="preserve">250201669740</w:t>
+      </w:r>
+      <w:r>
+        <w:t xml:space="preserve">.</w:t>
+      </w:r>
+    </w:p>
+    <w:p>
+      <w:r>
+        <w:t xml:space="preserve">4.7. </w:t>
+      </w:r>
+      <w:r>
+        <w:t xml:space="preserve">Накладной на партию присвоен номер </w:t>
+      </w:r>
+      <w:r>
+        <w:t xml:space="preserve">975225289712</w:t>
+      </w:r>
+      <w:r>
+        <w:t xml:space="preserve">. Заводской номер контрольного модуля — </w:t>
+      </w:r>
+      <w:r>
+        <w:t xml:space="preserve">520745749502</w:t>
+      </w:r>
+      <w:r>
+        <w:t xml:space="preserve">. Проектный уклон кровли — </w:t>
+      </w:r>
+      <w:r>
+        <w:t xml:space="preserve">7 %</w:t>
+      </w:r>
+      <w:r>
+        <w:t xml:space="preserve">.</w:t>
+      </w:r>
+    </w:p>
+    <w:p>
+      <w:r>
+        <w:t xml:space="preserve">4.8. </w:t>
+      </w:r>
+      <w:r>
+        <w:t xml:space="preserve">Предельная доля иностранного участия в уставном капитале установлена законом и составляет </w:t>
+      </w:r>
+      <w:r>
+        <w:t xml:space="preserve">49 %</w:t>
+      </w:r>
+      <w:r>
+        <w:t xml:space="preserve">, как предусмотрено Федеральным законом о порядке осуществления иностранных инвестиций. Приложение № 3 к Договору содержит долю брака, не превышающую </w:t>
+      </w:r>
+      <w:r>
+        <w:t xml:space="preserve">1,5 %</w:t>
+      </w:r>
+      <w:r>
+        <w:t xml:space="preserve">.</w:t>
+      </w:r>
+    </w:p>
+    <w:p>
+      <w:r>
+        <w:t xml:space="preserve">4.9. </w:t>
+      </w:r>
+      <w:r>
+        <w:t xml:space="preserve">Срок годности товара — </w:t>
+      </w:r>
+      <w:r>
+        <w:t xml:space="preserve">в течение 18 месяцев</w:t>
+      </w:r>
+      <w:r>
+        <w:t xml:space="preserve"> с даты изготовления. Бетонная смесь выдерживается </w:t>
+      </w:r>
+      <w:r>
+        <w:t xml:space="preserve">в течение 24 часов</w:t>
+      </w:r>
+      <w:r>
+        <w:t xml:space="preserve"> при температуре не ниже +5 °C.</w:t>
+      </w:r>
+    </w:p>
+    <w:p>
+      <w:r>
+        <w:t xml:space="preserve">4.10. </w:t>
+      </w:r>
+      <w:r>
+        <w:t xml:space="preserve">Претензии по качеству работ предъявляются </w:t>
+      </w:r>
+      <w:r>
+        <w:t xml:space="preserve">в течение одного года</w:t>
+      </w:r>
+      <w:r>
+        <w:t xml:space="preserve"> по правилам статьи 725 Гражданского кодекса Российской Федерации. Поставщик присутствует на рынке </w:t>
+      </w:r>
+      <w:r>
+        <w:t xml:space="preserve">в течение 22 лет</w:t>
+      </w:r>
+      <w:r>
+        <w:t xml:space="preserve">. Отчётный период по Договору завершается </w:t>
+      </w:r>
+      <w:r>
+        <w:t xml:space="preserve">не позднее 07.01.2028</w:t>
       </w:r>
       <w:r>
         <w:t xml:space="preserve">.</w:t>
@@ -708,10 +1025,10 @@
         <w:rPr>
           <w:b/>
         </w:rPr>
-        <w:t xml:space="preserve">13Ф-50</w:t>
-      </w:r>
-      <w:r>
-        <w:t xml:space="preserve">417/11-998Д</w:t>
+        <w:t xml:space="preserve">40Ф-91</w:t>
+      </w:r>
+      <w:r>
+        <w:t xml:space="preserve">334/13-582Д</w:t>
       </w:r>
       <w:r>
         <w:t xml:space="preserve">.</w:t>
@@ -720,6 +1037,23 @@
     <w:p>
       <w:r>
         <w:t xml:space="preserve">9.2. Контрольная запись: </w:t>
+      </w:r>
+      <w:r>
+        <w:rPr>
+          <w:b/>
+        </w:rPr>
+        <w:t xml:space="preserve">9</w:t>
+      </w:r>
+      <w:r>
+        <w:t xml:space="preserve">72 000,73 (девятьсот семьдесят две тысячи) ₽</w:t>
+      </w:r>
+      <w:r>
+        <w:t xml:space="preserve">.</w:t>
+      </w:r>
+    </w:p>
+    <w:p>
+      <w:r>
+        <w:t xml:space="preserve">9.3. Контрольная запись: </w:t>
       </w:r>
       <w:r>
         <w:rPr>
@@ -728,24 +1062,7 @@
         <w:t xml:space="preserve">2</w:t>
       </w:r>
       <w:r>
-        <w:t xml:space="preserve">70 000,42 (двести семьдесят тысяч) ₽</w:t>
-      </w:r>
-      <w:r>
-        <w:t xml:space="preserve">.</w:t>
-      </w:r>
-    </w:p>
-    <w:p>
-      <w:r>
-        <w:t xml:space="preserve">9.3. Контрольная запись: </w:t>
-      </w:r>
-      <w:r>
-        <w:rPr>
-          <w:b/>
-        </w:rPr>
-        <w:t xml:space="preserve">2</w:t>
-      </w:r>
-      <w:r>
-        <w:t xml:space="preserve">1% от стоимости неоплаченных работ</w:t>
+        <w:t xml:space="preserve">0 (двадцать) процентов за каждый день просрочки</w:t>
       </w:r>
       <w:r>
         <w:t xml:space="preserve">.</w:t>
@@ -756,7 +1073,7 @@
         <w:t xml:space="preserve">9.4. Контрольная запись: </w:t>
       </w:r>
       <w:r>
-        <w:t xml:space="preserve">не позднее 16.11.20</w:t>
+        <w:t xml:space="preserve">не позднее 11.07.20</w:t>
         <w:br/>
         <w:t xml:space="preserve">26</w:t>
       </w:r>
@@ -788,7 +1105,7 @@
         <w:fldChar w:fldCharType="separate"/>
       </w:r>
       <w:r>
-        <w:t xml:space="preserve">не позднее 08.12.2025</w:t>
+        <w:t xml:space="preserve">не позднее 15.07.2025</w:t>
       </w:r>
       <w:r>
         <w:fldChar w:fldCharType="end"/>
@@ -848,7 +1165,7 @@
               <w:t xml:space="preserve">Адрес регистрации: </w:t>
             </w:r>
             <w:r>
-              <w:t xml:space="preserve">614000, г. Пермь, проезд Гагарина, д. 39, кв. 23</w:t>
+              <w:t xml:space="preserve">141300, г. Сергиев Посад, наб. Лесная, д. 70, кв. 140</w:t>
             </w:r>
           </w:p>
           <w:p>
@@ -887,7 +1204,7 @@
               <w:t xml:space="preserve">Тел.: </w:t>
             </w:r>
             <w:r>
-              <w:t xml:space="preserve">+7 (499) 903-40-40</w:t>
+              <w:t xml:space="preserve">+7 (843) 606-61-91</w:t>
             </w:r>
           </w:p>
           <w:p>
@@ -895,7 +1212,7 @@
               <w:t xml:space="preserve">E-mail: </w:t>
             </w:r>
             <w:r>
-              <w:t xml:space="preserve">titova@mail.ru</w:t>
+              <w:t xml:space="preserve">titova@sibtrans.ru</w:t>
             </w:r>
           </w:p>
           <w:p/>
@@ -938,7 +1255,7 @@
               <w:t xml:space="preserve">Адрес регистрации: </w:t>
             </w:r>
             <w:r>
-              <w:t xml:space="preserve">630099, г. Новосибирск, проезд Тверская, д. 62, кв. 8</w:t>
+              <w:t xml:space="preserve">101000, г. Москва, проезд Космонавтов, д. 36, кв. 151</w:t>
             </w:r>
           </w:p>
           <w:p>
@@ -977,7 +1294,7 @@
               <w:t xml:space="preserve">Тел.: </w:t>
             </w:r>
             <w:r>
-              <w:t xml:space="preserve">+7 (499) 129-77-19</w:t>
+              <w:t xml:space="preserve">+7 (495) 639-29-92</w:t>
             </w:r>
           </w:p>
           <w:p>
@@ -1045,13 +1362,13 @@
       <w:t xml:space="preserve">Исполнитель документа: </w:t>
     </w:r>
     <w:r>
-      <w:t xml:space="preserve">Лебедев В. А.</w:t>
+      <w:t xml:space="preserve">Волкова В. И.</w:t>
     </w:r>
     <w:r>
       <w:t xml:space="preserve">, тел. </w:t>
     </w:r>
     <w:r>
-      <w:t xml:space="preserve">8(846)4366062</w:t>
+      <w:t xml:space="preserve">8(812)2345083</w:t>
     </w:r>
   </w:p>
 </w:ftr>
@@ -1064,13 +1381,13 @@
       <w:t xml:space="preserve">ИП Титова И. А. · </w:t>
     </w:r>
     <w:r>
-      <w:t xml:space="preserve">+7 (812) 161-19-27</w:t>
+      <w:t xml:space="preserve">+7 (499) 722-60-76</w:t>
     </w:r>
     <w:r>
       <w:t xml:space="preserve"> · </w:t>
     </w:r>
     <w:r>
-      <w:t xml:space="preserve">titova@inbox.ru</w:t>
+      <w:t xml:space="preserve">titova@gmail.com</w:t>
     </w:r>
   </w:p>
 </w:hdr>

--- a/tests/corpus_v2/docs/cx_works_0004.docx
+++ b/tests/corpus_v2/docs/cx_works_0004.docx
@@ -1114,6 +1114,37 @@
         <w:t xml:space="preserve">.</w:t>
       </w:r>
     </w:p>
+    <w:p>
+      <w:r>
+        <w:rPr>
+          <w:b/>
+        </w:rPr>
+        <w:t xml:space="preserve">6. ОСОБЫЕ УСЛОВИЯ ОТДЕЛЬНЫХ ВИДОВ ДАННЫХ</w:t>
+      </w:r>
+    </w:p>
+    <w:p>
+      <w:r>
+        <w:t xml:space="preserve">6.1. Полномочия представителя подтверждены доверенностью, реестровый номер </w:t>
+      </w:r>
+      <w:r>
+        <w:t xml:space="preserve">78/1445-н/78-2022-12-7</w:t>
+      </w:r>
+      <w:r>
+        <w:t xml:space="preserve">.</w:t>
+      </w:r>
+    </w:p>
+    <w:p>
+      <w:r>
+        <w:t xml:space="preserve">6.2. Для сопоставления в учёте указывается: </w:t>
+      </w:r>
+      <w:r>
+        <w:t xml:space="preserve">срок действия 12/2024-06/2025</w:t>
+      </w:r>
+      <w:r>
+        <w:t xml:space="preserve">.</w:t>
+      </w:r>
+    </w:p>
+    <w:p/>
     <w:p>
       <w:r>
         <w:rPr>

--- a/tests/corpus_v2/docs/cx_works_0004.docx
+++ b/tests/corpus_v2/docs/cx_works_0004.docx
@@ -1124,21 +1124,87 @@
     </w:p>
     <w:p>
       <w:r>
-        <w:t xml:space="preserve">6.1. Полномочия представителя подтверждены доверенностью, реестровый номер </w:t>
-      </w:r>
-      <w:r>
-        <w:t xml:space="preserve">78/1445-н/78-2022-12-7</w:t>
-      </w:r>
-      <w:r>
-        <w:t xml:space="preserve">.</w:t>
-      </w:r>
-    </w:p>
-    <w:p>
-      <w:r>
-        <w:t xml:space="preserve">6.2. Для сопоставления в учёте указывается: </w:t>
-      </w:r>
-      <w:r>
-        <w:t xml:space="preserve">срок действия 12/2024-06/2025</w:t>
+        <w:t xml:space="preserve">6.1. Работы выполняются на основании ранее заключённого Договора № </w:t>
+      </w:r>
+      <w:r>
+        <w:t xml:space="preserve">СУБ-44/2023</w:t>
+      </w:r>
+      <w:r>
+        <w:t xml:space="preserve"> между теми же сторонами.</w:t>
+      </w:r>
+    </w:p>
+    <w:p>
+      <w:r>
+        <w:t xml:space="preserve">6.2. Первичные документы: </w:t>
+      </w:r>
+      <w:r>
+        <w:t xml:space="preserve">счёт-фактура выставлена без ссылки на номер</w:t>
+      </w:r>
+      <w:r>
+        <w:t xml:space="preserve">.</w:t>
+      </w:r>
+    </w:p>
+    <w:p>
+      <w:r>
+        <w:t xml:space="preserve">6.3. Запись о лицензии внесена в реестр за регистрационным номером </w:t>
+      </w:r>
+      <w:r>
+        <w:t xml:space="preserve">895217304</w:t>
+      </w:r>
+      <w:r>
+        <w:t xml:space="preserve">.</w:t>
+      </w:r>
+    </w:p>
+    <w:p>
+      <w:r>
+        <w:t xml:space="preserve">6.4. Внутренний учёт ведётся отдельно: </w:t>
+      </w:r>
+      <w:r>
+        <w:t xml:space="preserve">номер заявки 987654321</w:t>
+      </w:r>
+      <w:r>
+        <w:t xml:space="preserve">.</w:t>
+      </w:r>
+    </w:p>
+    <w:p>
+      <w:r>
+        <w:t xml:space="preserve">6.5. Полномочия представителя подтверждены доверенностью, реестровый номер </w:t>
+      </w:r>
+      <w:r>
+        <w:t xml:space="preserve">77/714-н/77-2024-1-502</w:t>
+      </w:r>
+      <w:r>
+        <w:t xml:space="preserve">.</w:t>
+      </w:r>
+    </w:p>
+    <w:p>
+      <w:r>
+        <w:t xml:space="preserve">6.6. Для сопоставления в учёте указывается: </w:t>
+      </w:r>
+      <w:r>
+        <w:t xml:space="preserve">ГОСТ Р 52044-2003</w:t>
+      </w:r>
+      <w:r>
+        <w:t xml:space="preserve">.</w:t>
+      </w:r>
+    </w:p>
+    <w:p>
+      <w:r>
+        <w:t xml:space="preserve">6.7. Решение принято большинством в </w:t>
+      </w:r>
+      <w:r>
+        <w:t xml:space="preserve">40 % уставного капитала</w:t>
+      </w:r>
+      <w:r>
+        <w:t xml:space="preserve"> от общего числа голосов членов совета директоров.</w:t>
+      </w:r>
+    </w:p>
+    <w:p>
+      <w:r>
+        <w:t xml:space="preserve">6.8. Кворум определяется уставом: </w:t>
+      </w:r>
+      <w:r>
+        <w:t xml:space="preserve">большинством голосов присутствующих участников</w:t>
       </w:r>
       <w:r>
         <w:t xml:space="preserve">.</w:t>

--- a/tests/corpus_v2/docs/cx_works_0004.docx
+++ b/tests/corpus_v2/docs/cx_works_0004.docx
@@ -1124,10 +1124,32 @@
     </w:p>
     <w:p>
       <w:r>
-        <w:t xml:space="preserve">6.1. Работы выполняются на основании ранее заключённого Договора № </w:t>
-      </w:r>
-      <w:r>
-        <w:t xml:space="preserve">СУБ-44/2023</w:t>
+        <w:t xml:space="preserve">6.1. Стороны ранее заключили </w:t>
+      </w:r>
+      <w:r>
+        <w:t xml:space="preserve">договор подряда</w:t>
+      </w:r>
+      <w:r>
+        <w:t xml:space="preserve"> на сопоставимых условиях.</w:t>
+      </w:r>
+    </w:p>
+    <w:p>
+      <w:r>
+        <w:t xml:space="preserve">6.2. Прочие условия: </w:t>
+      </w:r>
+      <w:r>
+        <w:t xml:space="preserve">отношения сторон регулируются гражданским законодательством</w:t>
+      </w:r>
+      <w:r>
+        <w:t xml:space="preserve">.</w:t>
+      </w:r>
+    </w:p>
+    <w:p>
+      <w:r>
+        <w:t xml:space="preserve">6.3. Работы выполняются на основании ранее заключённого Договора № </w:t>
+      </w:r>
+      <w:r>
+        <w:t xml:space="preserve">17595/001-сс</w:t>
       </w:r>
       <w:r>
         <w:t xml:space="preserve"> между теми же сторонами.</w:t>
@@ -1135,29 +1157,73 @@
     </w:p>
     <w:p>
       <w:r>
-        <w:t xml:space="preserve">6.2. Первичные документы: </w:t>
-      </w:r>
-      <w:r>
-        <w:t xml:space="preserve">счёт-фактура выставлена без ссылки на номер</w:t>
-      </w:r>
-      <w:r>
-        <w:t xml:space="preserve">.</w:t>
-      </w:r>
-    </w:p>
-    <w:p>
-      <w:r>
-        <w:t xml:space="preserve">6.3. Запись о лицензии внесена в реестр за регистрационным номером </w:t>
-      </w:r>
-      <w:r>
-        <w:t xml:space="preserve">895217304</w:t>
-      </w:r>
-      <w:r>
-        <w:t xml:space="preserve">.</w:t>
-      </w:r>
-    </w:p>
-    <w:p>
-      <w:r>
-        <w:t xml:space="preserve">6.4. Внутренний учёт ведётся отдельно: </w:t>
+        <w:t xml:space="preserve">6.4. Первичные документы: </w:t>
+      </w:r>
+      <w:r>
+        <w:t xml:space="preserve">лицензия Л035-01298-77/00123456 Рособрнадзора</w:t>
+      </w:r>
+      <w:r>
+        <w:t xml:space="preserve">.</w:t>
+      </w:r>
+    </w:p>
+    <w:p>
+      <w:r>
+        <w:t xml:space="preserve">6.5. Паспорт гражданина Российской Федерации выдан </w:t>
+      </w:r>
+      <w:r>
+        <w:t xml:space="preserve">Отделением по вопросам миграции ОМВД России по Кировскому району</w:t>
+      </w:r>
+      <w:r>
+        <w:t xml:space="preserve">, паспорт предъявлен при подписании.</w:t>
+      </w:r>
+    </w:p>
+    <w:p>
+      <w:r>
+        <w:t xml:space="preserve">6.6. Сопутствующие сведения: </w:t>
+      </w:r>
+      <w:r>
+        <w:t xml:space="preserve">доверенность выдана сроком на три года без права передоверия</w:t>
+      </w:r>
+      <w:r>
+        <w:t xml:space="preserve">.</w:t>
+      </w:r>
+    </w:p>
+    <w:p>
+      <w:r>
+        <w:t xml:space="preserve">6.7. Запись о государственной регистрации внесена регистрирующим органом: </w:t>
+      </w:r>
+      <w:r>
+        <w:t xml:space="preserve">МИФНС России № 15 по Санкт-Петербургу</w:t>
+      </w:r>
+      <w:r>
+        <w:t xml:space="preserve">.</w:t>
+      </w:r>
+    </w:p>
+    <w:p>
+      <w:r>
+        <w:t xml:space="preserve">6.8. Общие сведения о регистрации: </w:t>
+      </w:r>
+      <w:r>
+        <w:t xml:space="preserve">отчётность представляется в налоговый орган по месту учёта</w:t>
+      </w:r>
+      <w:r>
+        <w:t xml:space="preserve">.</w:t>
+      </w:r>
+    </w:p>
+    <w:p>
+      <w:r>
+        <w:t xml:space="preserve">6.9. Запись о лицензии внесена в реестр за регистрационным номером </w:t>
+      </w:r>
+      <w:r>
+        <w:t xml:space="preserve">731004592</w:t>
+      </w:r>
+      <w:r>
+        <w:t xml:space="preserve">.</w:t>
+      </w:r>
+    </w:p>
+    <w:p>
+      <w:r>
+        <w:t xml:space="preserve">6.10. Внутренний учёт ведётся отдельно: </w:t>
       </w:r>
       <w:r>
         <w:t xml:space="preserve">номер заявки 987654321</w:t>
@@ -1168,32 +1234,32 @@
     </w:p>
     <w:p>
       <w:r>
-        <w:t xml:space="preserve">6.5. Полномочия представителя подтверждены доверенностью, реестровый номер </w:t>
-      </w:r>
-      <w:r>
-        <w:t xml:space="preserve">77/714-н/77-2024-1-502</w:t>
-      </w:r>
-      <w:r>
-        <w:t xml:space="preserve">.</w:t>
-      </w:r>
-    </w:p>
-    <w:p>
-      <w:r>
-        <w:t xml:space="preserve">6.6. Для сопоставления в учёте указывается: </w:t>
-      </w:r>
-      <w:r>
-        <w:t xml:space="preserve">ГОСТ Р 52044-2003</w:t>
-      </w:r>
-      <w:r>
-        <w:t xml:space="preserve">.</w:t>
-      </w:r>
-    </w:p>
-    <w:p>
-      <w:r>
-        <w:t xml:space="preserve">6.7. Решение принято большинством в </w:t>
-      </w:r>
-      <w:r>
-        <w:t xml:space="preserve">40 % уставного капитала</w:t>
+        <w:t xml:space="preserve">6.11. Полномочия представителя подтверждены доверенностью, реестровый номер </w:t>
+      </w:r>
+      <w:r>
+        <w:t xml:space="preserve">78/1445-н/78-2022-12-7</w:t>
+      </w:r>
+      <w:r>
+        <w:t xml:space="preserve">.</w:t>
+      </w:r>
+    </w:p>
+    <w:p>
+      <w:r>
+        <w:t xml:space="preserve">6.12. Для сопоставления в учёте указывается: </w:t>
+      </w:r>
+      <w:r>
+        <w:t xml:space="preserve">кадастровый номер 77:01:0004012:2211</w:t>
+      </w:r>
+      <w:r>
+        <w:t xml:space="preserve">.</w:t>
+      </w:r>
+    </w:p>
+    <w:p>
+      <w:r>
+        <w:t xml:space="preserve">6.13. Решение принято большинством в </w:t>
+      </w:r>
+      <w:r>
+        <w:t xml:space="preserve">9 % уставного капитала общества</w:t>
       </w:r>
       <w:r>
         <w:t xml:space="preserve"> от общего числа голосов членов совета директоров.</w:t>
@@ -1201,7 +1267,7 @@
     </w:p>
     <w:p>
       <w:r>
-        <w:t xml:space="preserve">6.8. Кворум определяется уставом: </w:t>
+        <w:t xml:space="preserve">6.14. Кворум определяется уставом: </w:t>
       </w:r>
       <w:r>
         <w:t xml:space="preserve">большинством голосов присутствующих участников</w:t>
